--- a/诉讼文书模板/1-民事起诉状-清算责任纠纷模板.docx
+++ b/诉讼文书模板/1-民事起诉状-清算责任纠纷模板.docx
@@ -1,10 +1,10 @@
 
 <file path=word/document.xml><?xml version="1.0" encoding="utf-8"?>
-<w:document xmlns:wpc="http://schemas.microsoft.com/office/word/2010/wordprocessingCanvas" xmlns:mc="http://schemas.openxmlformats.org/markup-compatibility/2006" xmlns:o="urn:schemas-microsoft-com:office:office" xmlns:r="http://schemas.openxmlformats.org/officeDocument/2006/relationships" xmlns:m="http://schemas.openxmlformats.org/officeDocument/2006/math" xmlns:v="urn:schemas-microsoft-com:vml" xmlns:wp14="http://schemas.microsoft.com/office/word/2010/wordprocessingDrawing" xmlns:wp="http://schemas.openxmlformats.org/drawingml/2006/wordprocessingDrawing" xmlns:w="http://schemas.openxmlformats.org/wordprocessingml/2006/main" xmlns:w14="http://schemas.microsoft.com/office/word/2010/wordml" xmlns:w10="urn:schemas-microsoft-com:office:word" xmlns:w15="http://schemas.microsoft.com/office/word/2012/wordml" xmlns:wpg="http://schemas.microsoft.com/office/word/2010/wordprocessingGroup" xmlns:wpi="http://schemas.microsoft.com/office/word/2010/wordprocessingInk" xmlns:wne="http://schemas.microsoft.com/office/word/2006/wordml" xmlns:wps="http://schemas.microsoft.com/office/word/2010/wordprocessingShape" xmlns:wpsCustomData="http://www.wps.cn/officeDocument/2013/wpsCustomData" mc:Ignorable="w14 w15 wp14">
+<w:document xmlns:wpc="http://schemas.microsoft.com/office/word/2010/wordprocessingCanvas" xmlns:cx="http://schemas.microsoft.com/office/drawing/2014/chartex" xmlns:cx1="http://schemas.microsoft.com/office/drawing/2015/9/8/chartex" xmlns:cx2="http://schemas.microsoft.com/office/drawing/2015/10/21/chartex" xmlns:cx3="http://schemas.microsoft.com/office/drawing/2016/5/9/chartex" xmlns:cx4="http://schemas.microsoft.com/office/drawing/2016/5/10/chartex" xmlns:cx5="http://schemas.microsoft.com/office/drawing/2016/5/11/chartex" xmlns:cx6="http://schemas.microsoft.com/office/drawing/2016/5/12/chartex" xmlns:cx7="http://schemas.microsoft.com/office/drawing/2016/5/13/chartex" xmlns:cx8="http://schemas.microsoft.com/office/drawing/2016/5/14/chartex" xmlns:mc="http://schemas.openxmlformats.org/markup-compatibility/2006" xmlns:aink="http://schemas.microsoft.com/office/drawing/2016/ink" xmlns:am3d="http://schemas.microsoft.com/office/drawing/2017/model3d" xmlns:o="urn:schemas-microsoft-com:office:office" xmlns:oel="http://schemas.microsoft.com/office/2019/extlst" xmlns:r="http://schemas.openxmlformats.org/officeDocument/2006/relationships" xmlns:m="http://schemas.openxmlformats.org/officeDocument/2006/math" xmlns:v="urn:schemas-microsoft-com:vml" xmlns:wp14="http://schemas.microsoft.com/office/word/2010/wordprocessingDrawing" xmlns:wp="http://schemas.openxmlformats.org/drawingml/2006/wordprocessingDrawing" xmlns:w10="urn:schemas-microsoft-com:office:word" xmlns:w="http://schemas.openxmlformats.org/wordprocessingml/2006/main" xmlns:w14="http://schemas.microsoft.com/office/word/2010/wordml" xmlns:w15="http://schemas.microsoft.com/office/word/2012/wordml" xmlns:w16cex="http://schemas.microsoft.com/office/word/2018/wordml/cex" xmlns:w16cid="http://schemas.microsoft.com/office/word/2016/wordml/cid" xmlns:w16="http://schemas.microsoft.com/office/word/2018/wordml" xmlns:w16du="http://schemas.microsoft.com/office/word/2023/wordml/word16du" xmlns:w16sdtdh="http://schemas.microsoft.com/office/word/2020/wordml/sdtdatahash" xmlns:w16sdtfl="http://schemas.microsoft.com/office/word/2024/wordml/sdtformatlock" xmlns:w16se="http://schemas.microsoft.com/office/word/2015/wordml/symex" xmlns:wpg="http://schemas.microsoft.com/office/word/2010/wordprocessingGroup" xmlns:wpi="http://schemas.microsoft.com/office/word/2010/wordprocessingInk" xmlns:wne="http://schemas.microsoft.com/office/word/2006/wordml" xmlns:wps="http://schemas.microsoft.com/office/word/2010/wordprocessingShape" mc:Ignorable="w14 w15 w16se w16cid w16 w16cex w16sdtdh w16sdtfl w16du wp14">
   <w:body>
     <w:p>
       <w:pPr>
-        <w:pStyle w:val="2"/>
+        <w:pStyle w:val="1"/>
       </w:pPr>
       <w:r>
         <w:t>民事起诉状</w:t>
@@ -25,7 +25,43 @@
         <w:rPr>
           <w:rFonts w:hint="eastAsia"/>
         </w:rPr>
-        <w:t>深圳前海微众银行股份有限公司，统一社会信用代码：9144030031977063XH，法定代表人：顾敏，职务：董事长，住所地：广东省深圳市南山区南山街道桂湾社区金岗街88号前海微众大厦，联系电话：13913965880。</w:t>
+        <w:t>深圳前海微众银行股份有限公司，统一社会信用代码：</w:t>
+      </w:r>
+      <w:r>
+        <w:rPr>
+          <w:rFonts w:hint="eastAsia"/>
+        </w:rPr>
+        <w:t>9144030031977063XH</w:t>
+      </w:r>
+      <w:r>
+        <w:rPr>
+          <w:rFonts w:hint="eastAsia"/>
+        </w:rPr>
+        <w:t>，法定代表人：顾敏，职务：董事长，住所地：广东省深圳市南山区南山街道桂湾社区金岗街</w:t>
+      </w:r>
+      <w:r>
+        <w:rPr>
+          <w:rFonts w:hint="eastAsia"/>
+        </w:rPr>
+        <w:t>88</w:t>
+      </w:r>
+      <w:r>
+        <w:rPr>
+          <w:rFonts w:hint="eastAsia"/>
+        </w:rPr>
+        <w:t>号前海微众大厦，联系电话：</w:t>
+      </w:r>
+      <w:r>
+        <w:rPr>
+          <w:rFonts w:hint="eastAsia"/>
+        </w:rPr>
+        <w:t>13913965880</w:t>
+      </w:r>
+      <w:r>
+        <w:rPr>
+          <w:rFonts w:hint="eastAsia"/>
+        </w:rPr>
+        <w:t>。</w:t>
       </w:r>
     </w:p>
     <w:p>
@@ -41,7 +77,42 @@
           <w:b/>
           <w:bCs/>
         </w:rPr>
-        <w:t>被告：{def1_name}，{def1_gender}，{def1_nation}</w:t>
+        <w:t>被告：</w:t>
+      </w:r>
+      <w:r>
+        <w:rPr>
+          <w:b/>
+          <w:bCs/>
+        </w:rPr>
+        <w:t>{def1_name}</w:t>
+      </w:r>
+      <w:r>
+        <w:rPr>
+          <w:b/>
+          <w:bCs/>
+        </w:rPr>
+        <w:t>，</w:t>
+      </w:r>
+      <w:r>
+        <w:rPr>
+          <w:b/>
+          <w:bCs/>
+        </w:rPr>
+        <w:t>{def1_gender}</w:t>
+      </w:r>
+      <w:r>
+        <w:rPr>
+          <w:b/>
+          <w:bCs/>
+        </w:rPr>
+        <w:t>，</w:t>
+      </w:r>
+      <w:r>
+        <w:rPr>
+          <w:b/>
+          <w:bCs/>
+        </w:rPr>
+        <w:t>{def1_nation}</w:t>
       </w:r>
       <w:r>
         <w:rPr>
@@ -56,7 +127,49 @@
           <w:b/>
           <w:bCs/>
         </w:rPr>
-        <w:t>，身份证号码：{def1_id}，住址：{def1_addr}，电话：{def1_tel}。</w:t>
+        <w:t>，身份证号码：</w:t>
+      </w:r>
+      <w:r>
+        <w:rPr>
+          <w:b/>
+          <w:bCs/>
+        </w:rPr>
+        <w:t>{def1_id}</w:t>
+      </w:r>
+      <w:r>
+        <w:rPr>
+          <w:b/>
+          <w:bCs/>
+        </w:rPr>
+        <w:t>，住址：</w:t>
+      </w:r>
+      <w:r>
+        <w:rPr>
+          <w:b/>
+          <w:bCs/>
+        </w:rPr>
+        <w:t>{def1_addr}</w:t>
+      </w:r>
+      <w:r>
+        <w:rPr>
+          <w:b/>
+          <w:bCs/>
+        </w:rPr>
+        <w:t>，电话：</w:t>
+      </w:r>
+      <w:r>
+        <w:rPr>
+          <w:b/>
+          <w:bCs/>
+        </w:rPr>
+        <w:t>{def1_tel}</w:t>
+      </w:r>
+      <w:r>
+        <w:rPr>
+          <w:b/>
+          <w:bCs/>
+        </w:rPr>
+        <w:t>。</w:t>
       </w:r>
     </w:p>
     <w:p>
@@ -72,7 +185,42 @@
           <w:b/>
           <w:bCs/>
         </w:rPr>
-        <w:t>被告：{def2_name}，{def2_gender}，{def2_nation}</w:t>
+        <w:t>被告：</w:t>
+      </w:r>
+      <w:r>
+        <w:rPr>
+          <w:b/>
+          <w:bCs/>
+        </w:rPr>
+        <w:t>{def2_name}</w:t>
+      </w:r>
+      <w:r>
+        <w:rPr>
+          <w:b/>
+          <w:bCs/>
+        </w:rPr>
+        <w:t>，</w:t>
+      </w:r>
+      <w:r>
+        <w:rPr>
+          <w:b/>
+          <w:bCs/>
+        </w:rPr>
+        <w:t>{def2_gender}</w:t>
+      </w:r>
+      <w:r>
+        <w:rPr>
+          <w:b/>
+          <w:bCs/>
+        </w:rPr>
+        <w:t>，</w:t>
+      </w:r>
+      <w:r>
+        <w:rPr>
+          <w:b/>
+          <w:bCs/>
+        </w:rPr>
+        <w:t>{def2_nation}</w:t>
       </w:r>
       <w:r>
         <w:rPr>
@@ -87,7 +235,49 @@
           <w:b/>
           <w:bCs/>
         </w:rPr>
-        <w:t>，身份证号码：{def2_id}，住址：{def2_addr}，电话：{def2_tel}。</w:t>
+        <w:t>，身份证号码：</w:t>
+      </w:r>
+      <w:r>
+        <w:rPr>
+          <w:b/>
+          <w:bCs/>
+        </w:rPr>
+        <w:t>{def2_id}</w:t>
+      </w:r>
+      <w:r>
+        <w:rPr>
+          <w:b/>
+          <w:bCs/>
+        </w:rPr>
+        <w:t>，住址：</w:t>
+      </w:r>
+      <w:r>
+        <w:rPr>
+          <w:b/>
+          <w:bCs/>
+        </w:rPr>
+        <w:t>{def2_addr}</w:t>
+      </w:r>
+      <w:r>
+        <w:rPr>
+          <w:b/>
+          <w:bCs/>
+        </w:rPr>
+        <w:t>，电话：</w:t>
+      </w:r>
+      <w:r>
+        <w:rPr>
+          <w:b/>
+          <w:bCs/>
+        </w:rPr>
+        <w:t>{def2_tel}</w:t>
+      </w:r>
+      <w:r>
+        <w:rPr>
+          <w:b/>
+          <w:bCs/>
+        </w:rPr>
+        <w:t>。</w:t>
       </w:r>
     </w:p>
     <w:p>
@@ -100,7 +290,7 @@
     </w:p>
     <w:p>
       <w:pPr>
-        <w:pStyle w:val="2"/>
+        <w:pStyle w:val="1"/>
       </w:pPr>
       <w:r>
         <w:t>诉讼请求</w:t>
@@ -111,7 +301,28 @@
         <w:ind w:firstLine="560"/>
       </w:pPr>
       <w:r>
-        <w:t>1、请求判令{def}共同赔偿给原告借款本金{principal}元、利息{interest}元及罚息（截至</w:t>
+        <w:t>1</w:t>
+      </w:r>
+      <w:r>
+        <w:t>、请求判令</w:t>
+      </w:r>
+      <w:r>
+        <w:t>{def}</w:t>
+      </w:r>
+      <w:r>
+        <w:t>共同赔偿给原告借款本金</w:t>
+      </w:r>
+      <w:r>
+        <w:t>{principal}</w:t>
+      </w:r>
+      <w:r>
+        <w:t>元、利息</w:t>
+      </w:r>
+      <w:r>
+        <w:t>{interest}</w:t>
+      </w:r>
+      <w:r>
+        <w:t>元及罚息（截至</w:t>
       </w:r>
       <w:r>
         <w:rPr>
@@ -120,7 +331,16 @@
         <w:t>{end_date}</w:t>
       </w:r>
       <w:r>
-        <w:t>的罚息为{penalty_cutoff}元，此后的罚息{penalty_text}</w:t>
+        <w:t>的罚息为</w:t>
+      </w:r>
+      <w:r>
+        <w:t>{penalty_cutoff}</w:t>
+      </w:r>
+      <w:r>
+        <w:t>元，此后的罚息</w:t>
+      </w:r>
+      <w:r>
+        <w:t>{penalty_text}</w:t>
       </w:r>
       <w:r>
         <w:rPr>
@@ -146,12 +366,21 @@
         <w:ind w:firstLine="560"/>
       </w:pPr>
       <w:r>
-        <w:t>2、请求判令本案诉讼费、保全费由{def}承担。</w:t>
-      </w:r>
-    </w:p>
-    <w:p>
-      <w:pPr>
-        <w:pStyle w:val="2"/>
+        <w:t>2</w:t>
+      </w:r>
+      <w:r>
+        <w:t>、请求判令本案诉讼费、保全费由</w:t>
+      </w:r>
+      <w:r>
+        <w:t>{def}</w:t>
+      </w:r>
+      <w:r>
+        <w:t>承担。</w:t>
+      </w:r>
+    </w:p>
+    <w:p>
+      <w:pPr>
+        <w:pStyle w:val="1"/>
       </w:pPr>
       <w:r>
         <w:t>事实和理由</w:t>
@@ -162,7 +391,85 @@
         <w:ind w:firstLine="560"/>
       </w:pPr>
       <w:r>
-        <w:t>{target_company}（以下简称{company_abbr}）于{company_establish}成立，注册资本{company_capital}，住所地位于{company_addr}，登记机关为{company_reg}。{def}系{company_abbr}股东，分别持股{def1_share}、{def2_share}，{capital_status}，认缴出资日期为{subscribe_date}。{company_cancel_approve}，{company_abbr}</w:t>
+        <w:t>{target_company}</w:t>
+      </w:r>
+      <w:r>
+        <w:t>（以下简称</w:t>
+      </w:r>
+      <w:r>
+        <w:t>{company_abbr}</w:t>
+      </w:r>
+      <w:r>
+        <w:t>）于</w:t>
+      </w:r>
+      <w:r>
+        <w:t>{company_establish}</w:t>
+      </w:r>
+      <w:r>
+        <w:t>成立，注册资本</w:t>
+      </w:r>
+      <w:r>
+        <w:t>{company_capital}</w:t>
+      </w:r>
+      <w:r>
+        <w:t>，住所地位于</w:t>
+      </w:r>
+      <w:r>
+        <w:t>{company_addr}</w:t>
+      </w:r>
+      <w:r>
+        <w:t>，登记机关为</w:t>
+      </w:r>
+      <w:r>
+        <w:t>{company_reg}</w:t>
+      </w:r>
+      <w:r>
+        <w:t>。</w:t>
+      </w:r>
+      <w:r>
+        <w:t>{def}</w:t>
+      </w:r>
+      <w:r>
+        <w:t>系</w:t>
+      </w:r>
+      <w:r>
+        <w:t>{company_abbr}</w:t>
+      </w:r>
+      <w:r>
+        <w:t>股东，分别持股</w:t>
+      </w:r>
+      <w:r>
+        <w:t>{def1_share}</w:t>
+      </w:r>
+      <w:r>
+        <w:t>、</w:t>
+      </w:r>
+      <w:r>
+        <w:t>{def2_share}</w:t>
+      </w:r>
+      <w:r>
+        <w:t>，</w:t>
+      </w:r>
+      <w:r>
+        <w:t>{capital_status}</w:t>
+      </w:r>
+      <w:r>
+        <w:t>，认缴出资日期为</w:t>
+      </w:r>
+      <w:r>
+        <w:t>{subscribe_date}</w:t>
+      </w:r>
+      <w:r>
+        <w:t>。</w:t>
+      </w:r>
+      <w:r>
+        <w:t>{company_cancel_approve}</w:t>
+      </w:r>
+      <w:r>
+        <w:t>，</w:t>
+      </w:r>
+      <w:r>
+        <w:t>{company_abbr}</w:t>
       </w:r>
       <w:r>
         <w:rPr>
@@ -171,7 +478,22 @@
         <w:t>向</w:t>
       </w:r>
       <w:r>
-        <w:t>{company_reg}申请注销登记，{def}提交了《{cancel_doc}》，承诺本企业在申请注销登记前已将债权债务清算完毕，不存</w:t>
+        <w:t>{company_reg}</w:t>
+      </w:r>
+      <w:r>
+        <w:t>申请注销登记，</w:t>
+      </w:r>
+      <w:r>
+        <w:t>{def}</w:t>
+      </w:r>
+      <w:r>
+        <w:t>提交了《</w:t>
+      </w:r>
+      <w:r>
+        <w:t>清算报告</w:t>
+      </w:r>
+      <w:r>
+        <w:t>》，承诺本企业在申请注销登记前已将债权债务清算完毕，不存</w:t>
       </w:r>
       <w:r>
         <w:rPr>
@@ -180,7 +502,32 @@
         <w:t>在</w:t>
       </w:r>
       <w:r>
-        <w:t>未了结事务，清算工作已全面完结。{company_reg}于{company_cancel_approve}准予{company_abbr}注销登记。{def}在办理公司注销的过程中，未通知原告申报债权。</w:t>
+        <w:t>未了结事务，清算工作已全面完结。</w:t>
+      </w:r>
+      <w:r>
+        <w:t>{company_reg}</w:t>
+      </w:r>
+      <w:r>
+        <w:t>于</w:t>
+      </w:r>
+      <w:r>
+        <w:t>{company_cancel_approve}</w:t>
+      </w:r>
+      <w:r>
+        <w:t>准予</w:t>
+      </w:r>
+      <w:r>
+        <w:t>{company_abbr}</w:t>
+      </w:r>
+      <w:r>
+        <w:lastRenderedPageBreak/>
+        <w:t>注销登记。</w:t>
+      </w:r>
+      <w:r>
+        <w:t>{def}</w:t>
+      </w:r>
+      <w:r>
+        <w:t>在办理公司注销的过程中，未通知原告申报债权。</w:t>
       </w:r>
     </w:p>
     <w:p>
@@ -215,7 +562,16 @@
         <w:t>2</w:t>
       </w:r>
       <w:r>
-        <w:t>}，原告与{company_abbr}签订《额度合同》</w:t>
+        <w:t>}</w:t>
+      </w:r>
+      <w:r>
+        <w:t>，原告与</w:t>
+      </w:r>
+      <w:r>
+        <w:t>{company_abbr}</w:t>
+      </w:r>
+      <w:r>
+        <w:t>签订《额度合同》</w:t>
       </w:r>
       <w:r>
         <w:rPr>
@@ -230,10 +586,22 @@
         <w:rPr>
           <w:rFonts w:hint="eastAsia"/>
         </w:rPr>
-        <w:t>_num}份</w:t>
-      </w:r>
-      <w:r>
-        <w:t>，约定原告为{company_abbr}提供借款。</w:t>
+        <w:t>_num}</w:t>
+      </w:r>
+      <w:r>
+        <w:rPr>
+          <w:rFonts w:hint="eastAsia"/>
+        </w:rPr>
+        <w:t>份</w:t>
+      </w:r>
+      <w:r>
+        <w:t>，约定原告为</w:t>
+      </w:r>
+      <w:r>
+        <w:t>{company_abbr}</w:t>
+      </w:r>
+      <w:r>
+        <w:t>提供借款。</w:t>
       </w:r>
       <w:r>
         <w:rPr>
@@ -242,19 +610,31 @@
         <w:t>随后，</w:t>
       </w:r>
       <w:r>
-        <w:t>{company_abbr}向原告借款并签订{loan_contract_num}份《借款</w:t>
-      </w:r>
-      <w:r>
-        <w:rPr>
-          <w:rFonts w:hint="eastAsia"/>
-          <w:lang w:val="en-US" w:eastAsia="zh-CN"/>
+        <w:t>{company_abbr}</w:t>
+      </w:r>
+      <w:r>
+        <w:t>向原告借款并签订</w:t>
+      </w:r>
+      <w:r>
+        <w:t>{loan_contract_num}</w:t>
+      </w:r>
+      <w:r>
+        <w:t>份《借款</w:t>
+      </w:r>
+      <w:r>
+        <w:rPr>
+          <w:rFonts w:hint="eastAsia"/>
         </w:rPr>
         <w:t>合同</w:t>
       </w:r>
-      <w:bookmarkStart w:id="0" w:name="_GoBack"/>
-      <w:bookmarkEnd w:id="0"/>
-      <w:r>
-        <w:t>》，借款本金合计{loan_total}元，借款用途</w:t>
+      <w:r>
+        <w:t>》，借款本金合计</w:t>
+      </w:r>
+      <w:r>
+        <w:t>{loan_total}</w:t>
+      </w:r>
+      <w:r>
+        <w:t>元，借款用途</w:t>
       </w:r>
       <w:r>
         <w:rPr>
@@ -263,7 +643,13 @@
         <w:t>为企业流动资金周转</w:t>
       </w:r>
       <w:r>
-        <w:t>。原告已依约向{company_abbr}提供相应借款，并发放至公司</w:t>
+        <w:t>。原告已依约向</w:t>
+      </w:r>
+      <w:r>
+        <w:t>{company_abbr}</w:t>
+      </w:r>
+      <w:r>
+        <w:t>提供相应借款，并发放至公司</w:t>
       </w:r>
       <w:r>
         <w:rPr>
@@ -272,16 +658,46 @@
         <w:t>银行</w:t>
       </w:r>
       <w:r>
-        <w:t>账户。{company_abbr}获取借款后未依约足额还款，截止至</w:t>
-      </w:r>
-      <w:r>
-        <w:rPr>
-          <w:rFonts w:hint="eastAsia"/>
-        </w:rPr>
-        <w:t>{end_date}，</w:t>
-      </w:r>
-      <w:r>
-        <w:t>欠付借款本金{principal}元、利息{interest}元、罚息{penalty_cutoff}元。</w:t>
+        <w:t>账户。</w:t>
+      </w:r>
+      <w:r>
+        <w:t>{company_abbr}</w:t>
+      </w:r>
+      <w:r>
+        <w:t>获取借款后未依约足额还款，截止至</w:t>
+      </w:r>
+      <w:r>
+        <w:rPr>
+          <w:rFonts w:hint="eastAsia"/>
+        </w:rPr>
+        <w:t>{end_date}</w:t>
+      </w:r>
+      <w:r>
+        <w:rPr>
+          <w:rFonts w:hint="eastAsia"/>
+        </w:rPr>
+        <w:t>，</w:t>
+      </w:r>
+      <w:r>
+        <w:t>欠付借款本金</w:t>
+      </w:r>
+      <w:r>
+        <w:t>{principal}</w:t>
+      </w:r>
+      <w:r>
+        <w:t>元、利息</w:t>
+      </w:r>
+      <w:r>
+        <w:t>{interest}</w:t>
+      </w:r>
+      <w:r>
+        <w:t>元、罚息</w:t>
+      </w:r>
+      <w:r>
+        <w:t>{penalty_cutoff}</w:t>
+      </w:r>
+      <w:r>
+        <w:t>元。</w:t>
       </w:r>
     </w:p>
     <w:p>
@@ -289,7 +705,44 @@
         <w:ind w:firstLine="560"/>
       </w:pPr>
       <w:r>
-        <w:t>《公司法》司法解释（二）第十一条规定：“公司清算时，清算组应当按照公司法第一百八十五条的规定，将公司解散清算事宜书面通知全体已知债权人，并根据公司规模和营业地域范围在全国或者公司注册登记地省级有影响的报纸上进行公告。清算组未按照前款规定履行通知和公告义务，导致债权人未及时申报债权而获清偿，债权人主张清算组成员对因此造成的损失承担赔偿责任的，人民法院应依法予以支持。”《公司法》司法解释（二）第十九条规定：“有限责任公司的股东、股份有限公司的董事和控股股东，以及公司的实际控制人在公司解散后，恶意处置公司财产给债权人造成损失，或者未经依法清算，以虚假的清算报告骗取公司登记机关办理法人注销登记，债权人主张其对公司债务承担相应赔偿责任的，人民法院应依法予以支持。”第二十条规定：“公司解散应当在依法清算完毕后，申请办理注销登记。公司未经清算即办理注销登记，导致公司无法进行清算，债权人主张有限责任公司的股东、股份有限公司的董事和控股股东，以及公司的实际控制人对公司债务承担清偿责任的，人民法院应依法予以支持。公司未经依法清算即办理注销登记，股东或者第三人在公司登记机关办理注销登记时承诺对公司债务承担责任，债权人主张其对公司债务承担相应民事责任的，人民法院应依法予以支持。”</w:t>
+        <w:t>《公司法》司法解释（二）第十一条规定：</w:t>
+      </w:r>
+      <w:r>
+        <w:t>“</w:t>
+      </w:r>
+      <w:r>
+        <w:t>公司清算时，清算组应当按照公司法第一百八十五条的规定，将公司解散清算事宜书面通知全体已知债权人，并根据公司规模和营业地域范围在全国或者公司注册登记地省级有影响的报纸上进行公告。清算组未按照前款规定履行通知和公告义务，导致债权人未及时申报债权而获清偿，债权人主张清算组成员对因此造成的损失承担赔偿责任的，人民法院应依法予以支持。</w:t>
+      </w:r>
+      <w:r>
+        <w:t>”</w:t>
+      </w:r>
+      <w:r>
+        <w:t>《公司法》司法解释（二）第十九条规定：</w:t>
+      </w:r>
+      <w:r>
+        <w:t>“</w:t>
+      </w:r>
+      <w:r>
+        <w:t>有限责任公司的股东、股份有限公司的董事和控股股东，以及公司的实际控制人在公司解散后，恶意处置公司财产给债权人造成损失，或者未经依法清算，以虚假的清算报告骗取公司登记机关办理法人注销登记，债权人主张其对公司债务承担相应赔偿责任的，人民法院应依法予以支持。</w:t>
+      </w:r>
+      <w:r>
+        <w:t>”</w:t>
+      </w:r>
+      <w:r>
+        <w:t>第二十条规定：</w:t>
+      </w:r>
+      <w:r>
+        <w:t>“</w:t>
+      </w:r>
+      <w:r>
+        <w:t>公司解散应当在依法清算完毕后，申请办理注销登记。公司未经清算即办理注销登记，导致公司无法进行清算，债权人主张有限责任公司的股东、股份有限公司的董事和控股股东，以及公司的实际控制人对公司债务承担清偿责任的，人民法院应依法予以支持。公司未经依法清算即办理注销登</w:t>
+      </w:r>
+      <w:r>
+        <w:lastRenderedPageBreak/>
+        <w:t>记，股东或者第三人在公司登记机关办理注销登记时承诺对公司债务承担责任，债权人主张其对公司债务承担相应民事责任的，人民法院应依法予以支持。</w:t>
+      </w:r>
+      <w:r>
+        <w:t>”</w:t>
       </w:r>
     </w:p>
     <w:p>
@@ -297,7 +750,19 @@
         <w:ind w:firstLine="560"/>
       </w:pPr>
       <w:r>
-        <w:t>本案中，被告{def}作为{company_abbr}的股东，清算时未通知原告申报债权、作出虚假清算报告骗取公司登记机关办理法人注销登记，</w:t>
+        <w:t>本案中，被告</w:t>
+      </w:r>
+      <w:r>
+        <w:t>{def}</w:t>
+      </w:r>
+      <w:r>
+        <w:t>作为</w:t>
+      </w:r>
+      <w:r>
+        <w:t>{company_abbr}</w:t>
+      </w:r>
+      <w:r>
+        <w:t>的股东，清算时未通知原告申报债权、作出虚假清算报告骗取公司登记机关办理法人注销登记，</w:t>
       </w:r>
       <w:r>
         <w:rPr>
@@ -306,7 +771,13 @@
         <w:t>严重损害公司债权人利益，故</w:t>
       </w:r>
       <w:r>
-        <w:t>均应对案涉债务承担赔偿责任。被告住所地为{def1_addr}，因此，贵院对本案有管辖权。为维护原告的基本权利，请依法支持原告诉讼请求，谢谢！</w:t>
+        <w:t>均应对案涉债务承担赔偿责任。被告住所地为</w:t>
+      </w:r>
+      <w:r>
+        <w:t>{def1_addr}</w:t>
+      </w:r>
+      <w:r>
+        <w:t>，因此，贵院对本案有管辖权。为维护原告的基本权利，请依法支持原告诉讼请求，谢谢！</w:t>
       </w:r>
     </w:p>
     <w:p>
@@ -319,7 +790,7 @@
     </w:p>
     <w:p>
       <w:pPr>
-        <w:ind w:firstLine="198" w:firstLineChars="71"/>
+        <w:ind w:firstLineChars="71" w:firstLine="199"/>
       </w:pPr>
       <w:r>
         <w:t>{court}</w:t>
@@ -353,23 +824,29 @@
         <w:rPr>
           <w:rFonts w:hint="eastAsia"/>
         </w:rPr>
-        <w:t>日期：{date}</w:t>
+        <w:t>日期：</w:t>
+      </w:r>
+      <w:r>
+        <w:rPr>
+          <w:rFonts w:hint="eastAsia"/>
+        </w:rPr>
+        <w:t>{date}</w:t>
       </w:r>
     </w:p>
     <w:sectPr>
-      <w:headerReference r:id="rId5" w:type="default"/>
-      <w:footerReference r:id="rId6" w:type="default"/>
+      <w:headerReference w:type="default" r:id="rId6"/>
+      <w:footerReference w:type="default" r:id="rId7"/>
       <w:pgSz w:w="11905" w:h="16840"/>
       <w:pgMar w:top="1440" w:right="1800" w:bottom="1440" w:left="1800" w:header="720" w:footer="720" w:gutter="0"/>
-      <w:cols w:space="720" w:num="1"/>
+      <w:cols w:space="720"/>
     </w:sectPr>
   </w:body>
 </w:document>
 </file>
 
 <file path=word/endnotes.xml><?xml version="1.0" encoding="utf-8"?>
-<w:endnotes xmlns:wpc="http://schemas.microsoft.com/office/word/2010/wordprocessingCanvas" xmlns:mc="http://schemas.openxmlformats.org/markup-compatibility/2006" xmlns:o="urn:schemas-microsoft-com:office:office" xmlns:r="http://schemas.openxmlformats.org/officeDocument/2006/relationships" xmlns:m="http://schemas.openxmlformats.org/officeDocument/2006/math" xmlns:v="urn:schemas-microsoft-com:vml" xmlns:wp14="http://schemas.microsoft.com/office/word/2010/wordprocessingDrawing" xmlns:wp="http://schemas.openxmlformats.org/drawingml/2006/wordprocessingDrawing" xmlns:w="http://schemas.openxmlformats.org/wordprocessingml/2006/main" xmlns:w14="http://schemas.microsoft.com/office/word/2010/wordml" xmlns:w15="http://schemas.microsoft.com/office/word/2012/wordml" xmlns:w10="urn:schemas-microsoft-com:office:word" xmlns:wpg="http://schemas.microsoft.com/office/word/2010/wordprocessingGroup" xmlns:wpi="http://schemas.microsoft.com/office/word/2010/wordprocessingInk" xmlns:wne="http://schemas.microsoft.com/office/word/2006/wordml" xmlns:wps="http://schemas.microsoft.com/office/word/2010/wordprocessingShape" xmlns:wpsCustomData="http://www.wps.cn/officeDocument/2013/wpsCustomData" mc:Ignorable="w14 w15 wp14">
-  <w:endnote w:type="separator" w:id="0">
+<w:endnotes xmlns:wpc="http://schemas.microsoft.com/office/word/2010/wordprocessingCanvas" xmlns:cx="http://schemas.microsoft.com/office/drawing/2014/chartex" xmlns:cx1="http://schemas.microsoft.com/office/drawing/2015/9/8/chartex" xmlns:cx2="http://schemas.microsoft.com/office/drawing/2015/10/21/chartex" xmlns:cx3="http://schemas.microsoft.com/office/drawing/2016/5/9/chartex" xmlns:cx4="http://schemas.microsoft.com/office/drawing/2016/5/10/chartex" xmlns:cx5="http://schemas.microsoft.com/office/drawing/2016/5/11/chartex" xmlns:cx6="http://schemas.microsoft.com/office/drawing/2016/5/12/chartex" xmlns:cx7="http://schemas.microsoft.com/office/drawing/2016/5/13/chartex" xmlns:cx8="http://schemas.microsoft.com/office/drawing/2016/5/14/chartex" xmlns:mc="http://schemas.openxmlformats.org/markup-compatibility/2006" xmlns:aink="http://schemas.microsoft.com/office/drawing/2016/ink" xmlns:am3d="http://schemas.microsoft.com/office/drawing/2017/model3d" xmlns:o="urn:schemas-microsoft-com:office:office" xmlns:oel="http://schemas.microsoft.com/office/2019/extlst" xmlns:r="http://schemas.openxmlformats.org/officeDocument/2006/relationships" xmlns:m="http://schemas.openxmlformats.org/officeDocument/2006/math" xmlns:v="urn:schemas-microsoft-com:vml" xmlns:wp14="http://schemas.microsoft.com/office/word/2010/wordprocessingDrawing" xmlns:wp="http://schemas.openxmlformats.org/drawingml/2006/wordprocessingDrawing" xmlns:w10="urn:schemas-microsoft-com:office:word" xmlns:w="http://schemas.openxmlformats.org/wordprocessingml/2006/main" xmlns:w14="http://schemas.microsoft.com/office/word/2010/wordml" xmlns:w15="http://schemas.microsoft.com/office/word/2012/wordml" xmlns:w16cex="http://schemas.microsoft.com/office/word/2018/wordml/cex" xmlns:w16cid="http://schemas.microsoft.com/office/word/2016/wordml/cid" xmlns:w16="http://schemas.microsoft.com/office/word/2018/wordml" xmlns:w16du="http://schemas.microsoft.com/office/word/2023/wordml/word16du" xmlns:w16sdtdh="http://schemas.microsoft.com/office/word/2020/wordml/sdtdatahash" xmlns:w16sdtfl="http://schemas.microsoft.com/office/word/2024/wordml/sdtformatlock" xmlns:w16se="http://schemas.microsoft.com/office/word/2015/wordml/symex" xmlns:wpg="http://schemas.microsoft.com/office/word/2010/wordprocessingGroup" xmlns:wpi="http://schemas.microsoft.com/office/word/2010/wordprocessingInk" xmlns:wne="http://schemas.microsoft.com/office/word/2006/wordml" xmlns:wps="http://schemas.microsoft.com/office/word/2010/wordprocessingShape" mc:Ignorable="w14 w15 w16se w16cid w16 w16cex w16sdtdh w16sdtfl w16du wp14">
+  <w:endnote w:type="separator" w:id="-1">
     <w:p>
       <w:pPr>
         <w:spacing w:line="240" w:lineRule="auto"/>
@@ -380,7 +857,7 @@
       </w:r>
     </w:p>
   </w:endnote>
-  <w:endnote w:type="continuationSeparator" w:id="1">
+  <w:endnote w:type="continuationSeparator" w:id="0">
     <w:p>
       <w:pPr>
         <w:spacing w:line="240" w:lineRule="auto"/>
@@ -395,7 +872,7 @@
 </file>
 
 <file path=word/footer1.xml><?xml version="1.0" encoding="utf-8"?>
-<w:ftr xmlns:wpc="http://schemas.microsoft.com/office/word/2010/wordprocessingCanvas" xmlns:mc="http://schemas.openxmlformats.org/markup-compatibility/2006" xmlns:o="urn:schemas-microsoft-com:office:office" xmlns:r="http://schemas.openxmlformats.org/officeDocument/2006/relationships" xmlns:m="http://schemas.openxmlformats.org/officeDocument/2006/math" xmlns:v="urn:schemas-microsoft-com:vml" xmlns:wp14="http://schemas.microsoft.com/office/word/2010/wordprocessingDrawing" xmlns:wp="http://schemas.openxmlformats.org/drawingml/2006/wordprocessingDrawing" xmlns:w10="urn:schemas-microsoft-com:office:word" xmlns:w="http://schemas.openxmlformats.org/wordprocessingml/2006/main" xmlns:w14="http://schemas.microsoft.com/office/word/2010/wordml" xmlns:w15="http://schemas.microsoft.com/office/word/2012/wordml" xmlns:wpg="http://schemas.microsoft.com/office/word/2010/wordprocessingGroup" xmlns:wpi="http://schemas.microsoft.com/office/word/2010/wordprocessingInk" xmlns:wne="http://schemas.microsoft.com/office/word/2006/wordml" xmlns:wps="http://schemas.microsoft.com/office/word/2010/wordprocessingShape" xmlns:wpsCustomData="http://www.wps.cn/officeDocument/2013/wpsCustomData" mc:Ignorable="w14 w15 wp14">
+<w:ftr xmlns:wpc="http://schemas.microsoft.com/office/word/2010/wordprocessingCanvas" xmlns:cx="http://schemas.microsoft.com/office/drawing/2014/chartex" xmlns:cx1="http://schemas.microsoft.com/office/drawing/2015/9/8/chartex" xmlns:cx2="http://schemas.microsoft.com/office/drawing/2015/10/21/chartex" xmlns:cx3="http://schemas.microsoft.com/office/drawing/2016/5/9/chartex" xmlns:cx4="http://schemas.microsoft.com/office/drawing/2016/5/10/chartex" xmlns:cx5="http://schemas.microsoft.com/office/drawing/2016/5/11/chartex" xmlns:cx6="http://schemas.microsoft.com/office/drawing/2016/5/12/chartex" xmlns:cx7="http://schemas.microsoft.com/office/drawing/2016/5/13/chartex" xmlns:cx8="http://schemas.microsoft.com/office/drawing/2016/5/14/chartex" xmlns:mc="http://schemas.openxmlformats.org/markup-compatibility/2006" xmlns:aink="http://schemas.microsoft.com/office/drawing/2016/ink" xmlns:am3d="http://schemas.microsoft.com/office/drawing/2017/model3d" xmlns:o="urn:schemas-microsoft-com:office:office" xmlns:oel="http://schemas.microsoft.com/office/2019/extlst" xmlns:r="http://schemas.openxmlformats.org/officeDocument/2006/relationships" xmlns:m="http://schemas.openxmlformats.org/officeDocument/2006/math" xmlns:v="urn:schemas-microsoft-com:vml" xmlns:wp14="http://schemas.microsoft.com/office/word/2010/wordprocessingDrawing" xmlns:wp="http://schemas.openxmlformats.org/drawingml/2006/wordprocessingDrawing" xmlns:w10="urn:schemas-microsoft-com:office:word" xmlns:w="http://schemas.openxmlformats.org/wordprocessingml/2006/main" xmlns:w14="http://schemas.microsoft.com/office/word/2010/wordml" xmlns:w15="http://schemas.microsoft.com/office/word/2012/wordml" xmlns:w16cex="http://schemas.microsoft.com/office/word/2018/wordml/cex" xmlns:w16cid="http://schemas.microsoft.com/office/word/2016/wordml/cid" xmlns:w16="http://schemas.microsoft.com/office/word/2018/wordml" xmlns:w16du="http://schemas.microsoft.com/office/word/2023/wordml/word16du" xmlns:w16sdtdh="http://schemas.microsoft.com/office/word/2020/wordml/sdtdatahash" xmlns:w16sdtfl="http://schemas.microsoft.com/office/word/2024/wordml/sdtformatlock" xmlns:w16se="http://schemas.microsoft.com/office/word/2015/wordml/symex" xmlns:wpg="http://schemas.microsoft.com/office/word/2010/wordprocessingGroup" xmlns:wpi="http://schemas.microsoft.com/office/word/2010/wordprocessingInk" xmlns:wne="http://schemas.microsoft.com/office/word/2006/wordml" xmlns:wps="http://schemas.microsoft.com/office/word/2010/wordprocessingShape" mc:Ignorable="w14 w15 w16se w16cid w16 w16cex w16sdtdh w16sdtfl w16du wp14">
   <w:p>
     <w:pPr>
       <w:ind w:firstLine="560"/>
@@ -405,11 +882,10 @@
 </file>
 
 <file path=word/footnotes.xml><?xml version="1.0" encoding="utf-8"?>
-<w:footnotes xmlns:wpc="http://schemas.microsoft.com/office/word/2010/wordprocessingCanvas" xmlns:mc="http://schemas.openxmlformats.org/markup-compatibility/2006" xmlns:o="urn:schemas-microsoft-com:office:office" xmlns:r="http://schemas.openxmlformats.org/officeDocument/2006/relationships" xmlns:m="http://schemas.openxmlformats.org/officeDocument/2006/math" xmlns:v="urn:schemas-microsoft-com:vml" xmlns:wp14="http://schemas.microsoft.com/office/word/2010/wordprocessingDrawing" xmlns:wp="http://schemas.openxmlformats.org/drawingml/2006/wordprocessingDrawing" xmlns:w="http://schemas.openxmlformats.org/wordprocessingml/2006/main" xmlns:w14="http://schemas.microsoft.com/office/word/2010/wordml" xmlns:w15="http://schemas.microsoft.com/office/word/2012/wordml" xmlns:w10="urn:schemas-microsoft-com:office:word" xmlns:wpg="http://schemas.microsoft.com/office/word/2010/wordprocessingGroup" xmlns:wpi="http://schemas.microsoft.com/office/word/2010/wordprocessingInk" xmlns:wne="http://schemas.microsoft.com/office/word/2006/wordml" xmlns:wps="http://schemas.microsoft.com/office/word/2010/wordprocessingShape" xmlns:wpsCustomData="http://www.wps.cn/officeDocument/2013/wpsCustomData" mc:Ignorable="w14 w15 wp14">
-  <w:footnote w:type="separator" w:id="0">
-    <w:p>
-      <w:pPr>
-        <w:spacing w:line="360" w:lineRule="auto"/>
+<w:footnotes xmlns:wpc="http://schemas.microsoft.com/office/word/2010/wordprocessingCanvas" xmlns:cx="http://schemas.microsoft.com/office/drawing/2014/chartex" xmlns:cx1="http://schemas.microsoft.com/office/drawing/2015/9/8/chartex" xmlns:cx2="http://schemas.microsoft.com/office/drawing/2015/10/21/chartex" xmlns:cx3="http://schemas.microsoft.com/office/drawing/2016/5/9/chartex" xmlns:cx4="http://schemas.microsoft.com/office/drawing/2016/5/10/chartex" xmlns:cx5="http://schemas.microsoft.com/office/drawing/2016/5/11/chartex" xmlns:cx6="http://schemas.microsoft.com/office/drawing/2016/5/12/chartex" xmlns:cx7="http://schemas.microsoft.com/office/drawing/2016/5/13/chartex" xmlns:cx8="http://schemas.microsoft.com/office/drawing/2016/5/14/chartex" xmlns:mc="http://schemas.openxmlformats.org/markup-compatibility/2006" xmlns:aink="http://schemas.microsoft.com/office/drawing/2016/ink" xmlns:am3d="http://schemas.microsoft.com/office/drawing/2017/model3d" xmlns:o="urn:schemas-microsoft-com:office:office" xmlns:oel="http://schemas.microsoft.com/office/2019/extlst" xmlns:r="http://schemas.openxmlformats.org/officeDocument/2006/relationships" xmlns:m="http://schemas.openxmlformats.org/officeDocument/2006/math" xmlns:v="urn:schemas-microsoft-com:vml" xmlns:wp14="http://schemas.microsoft.com/office/word/2010/wordprocessingDrawing" xmlns:wp="http://schemas.openxmlformats.org/drawingml/2006/wordprocessingDrawing" xmlns:w10="urn:schemas-microsoft-com:office:word" xmlns:w="http://schemas.openxmlformats.org/wordprocessingml/2006/main" xmlns:w14="http://schemas.microsoft.com/office/word/2010/wordml" xmlns:w15="http://schemas.microsoft.com/office/word/2012/wordml" xmlns:w16cex="http://schemas.microsoft.com/office/word/2018/wordml/cex" xmlns:w16cid="http://schemas.microsoft.com/office/word/2016/wordml/cid" xmlns:w16="http://schemas.microsoft.com/office/word/2018/wordml" xmlns:w16du="http://schemas.microsoft.com/office/word/2023/wordml/word16du" xmlns:w16sdtdh="http://schemas.microsoft.com/office/word/2020/wordml/sdtdatahash" xmlns:w16sdtfl="http://schemas.microsoft.com/office/word/2024/wordml/sdtformatlock" xmlns:w16se="http://schemas.microsoft.com/office/word/2015/wordml/symex" xmlns:wpg="http://schemas.microsoft.com/office/word/2010/wordprocessingGroup" xmlns:wpi="http://schemas.microsoft.com/office/word/2010/wordprocessingInk" xmlns:wne="http://schemas.microsoft.com/office/word/2006/wordml" xmlns:wps="http://schemas.microsoft.com/office/word/2010/wordprocessingShape" mc:Ignorable="w14 w15 w16se w16cid w16 w16cex w16sdtdh w16sdtfl w16du wp14">
+  <w:footnote w:type="separator" w:id="-1">
+    <w:p>
+      <w:pPr>
         <w:ind w:firstLine="560"/>
       </w:pPr>
       <w:r>
@@ -417,10 +893,9 @@
       </w:r>
     </w:p>
   </w:footnote>
-  <w:footnote w:type="continuationSeparator" w:id="1">
-    <w:p>
-      <w:pPr>
-        <w:spacing w:line="360" w:lineRule="auto"/>
+  <w:footnote w:type="continuationSeparator" w:id="0">
+    <w:p>
+      <w:pPr>
         <w:ind w:firstLine="560"/>
       </w:pPr>
       <w:r>
@@ -432,7 +907,7 @@
 </file>
 
 <file path=word/header1.xml><?xml version="1.0" encoding="utf-8"?>
-<w:hdr xmlns:wpc="http://schemas.microsoft.com/office/word/2010/wordprocessingCanvas" xmlns:mc="http://schemas.openxmlformats.org/markup-compatibility/2006" xmlns:o="urn:schemas-microsoft-com:office:office" xmlns:r="http://schemas.openxmlformats.org/officeDocument/2006/relationships" xmlns:m="http://schemas.openxmlformats.org/officeDocument/2006/math" xmlns:v="urn:schemas-microsoft-com:vml" xmlns:wp14="http://schemas.microsoft.com/office/word/2010/wordprocessingDrawing" xmlns:wp="http://schemas.openxmlformats.org/drawingml/2006/wordprocessingDrawing" xmlns:w10="urn:schemas-microsoft-com:office:word" xmlns:w="http://schemas.openxmlformats.org/wordprocessingml/2006/main" xmlns:w14="http://schemas.microsoft.com/office/word/2010/wordml" xmlns:w15="http://schemas.microsoft.com/office/word/2012/wordml" xmlns:wpg="http://schemas.microsoft.com/office/word/2010/wordprocessingGroup" xmlns:wpi="http://schemas.microsoft.com/office/word/2010/wordprocessingInk" xmlns:wne="http://schemas.microsoft.com/office/word/2006/wordml" xmlns:wps="http://schemas.microsoft.com/office/word/2010/wordprocessingShape" xmlns:wpsCustomData="http://www.wps.cn/officeDocument/2013/wpsCustomData" mc:Ignorable="w14 w15 wp14">
+<w:hdr xmlns:wpc="http://schemas.microsoft.com/office/word/2010/wordprocessingCanvas" xmlns:cx="http://schemas.microsoft.com/office/drawing/2014/chartex" xmlns:cx1="http://schemas.microsoft.com/office/drawing/2015/9/8/chartex" xmlns:cx2="http://schemas.microsoft.com/office/drawing/2015/10/21/chartex" xmlns:cx3="http://schemas.microsoft.com/office/drawing/2016/5/9/chartex" xmlns:cx4="http://schemas.microsoft.com/office/drawing/2016/5/10/chartex" xmlns:cx5="http://schemas.microsoft.com/office/drawing/2016/5/11/chartex" xmlns:cx6="http://schemas.microsoft.com/office/drawing/2016/5/12/chartex" xmlns:cx7="http://schemas.microsoft.com/office/drawing/2016/5/13/chartex" xmlns:cx8="http://schemas.microsoft.com/office/drawing/2016/5/14/chartex" xmlns:mc="http://schemas.openxmlformats.org/markup-compatibility/2006" xmlns:aink="http://schemas.microsoft.com/office/drawing/2016/ink" xmlns:am3d="http://schemas.microsoft.com/office/drawing/2017/model3d" xmlns:o="urn:schemas-microsoft-com:office:office" xmlns:oel="http://schemas.microsoft.com/office/2019/extlst" xmlns:r="http://schemas.openxmlformats.org/officeDocument/2006/relationships" xmlns:m="http://schemas.openxmlformats.org/officeDocument/2006/math" xmlns:v="urn:schemas-microsoft-com:vml" xmlns:wp14="http://schemas.microsoft.com/office/word/2010/wordprocessingDrawing" xmlns:wp="http://schemas.openxmlformats.org/drawingml/2006/wordprocessingDrawing" xmlns:w10="urn:schemas-microsoft-com:office:word" xmlns:w="http://schemas.openxmlformats.org/wordprocessingml/2006/main" xmlns:w14="http://schemas.microsoft.com/office/word/2010/wordml" xmlns:w15="http://schemas.microsoft.com/office/word/2012/wordml" xmlns:w16cex="http://schemas.microsoft.com/office/word/2018/wordml/cex" xmlns:w16cid="http://schemas.microsoft.com/office/word/2016/wordml/cid" xmlns:w16="http://schemas.microsoft.com/office/word/2018/wordml" xmlns:w16du="http://schemas.microsoft.com/office/word/2023/wordml/word16du" xmlns:w16sdtdh="http://schemas.microsoft.com/office/word/2020/wordml/sdtdatahash" xmlns:w16sdtfl="http://schemas.microsoft.com/office/word/2024/wordml/sdtformatlock" xmlns:w16se="http://schemas.microsoft.com/office/word/2015/wordml/symex" xmlns:wpg="http://schemas.microsoft.com/office/word/2010/wordprocessingGroup" xmlns:wpi="http://schemas.microsoft.com/office/word/2010/wordprocessingInk" xmlns:wne="http://schemas.microsoft.com/office/word/2006/wordml" xmlns:wps="http://schemas.microsoft.com/office/word/2010/wordprocessingShape" mc:Ignorable="w14 w15 w16se w16cid w16 w16cex w16sdtdh w16sdtfl w16du wp14">
   <w:p>
     <w:pPr>
       <w:ind w:firstLine="560"/>
@@ -442,294 +917,421 @@
 </file>
 
 <file path=word/styles.xml><?xml version="1.0" encoding="utf-8"?>
-<w:styles xmlns:mc="http://schemas.openxmlformats.org/markup-compatibility/2006" xmlns:o="urn:schemas-microsoft-com:office:office" xmlns:r="http://schemas.openxmlformats.org/officeDocument/2006/relationships" xmlns:m="http://schemas.openxmlformats.org/officeDocument/2006/math" xmlns:v="urn:schemas-microsoft-com:vml" xmlns:w="http://schemas.openxmlformats.org/wordprocessingml/2006/main" xmlns:w14="http://schemas.microsoft.com/office/word/2010/wordml" xmlns:w10="urn:schemas-microsoft-com:office:word" xmlns:sl="http://schemas.openxmlformats.org/schemaLibrary/2006/main" xmlns:wpsCustomData="http://www.wps.cn/officeDocument/2013/wpsCustomData" mc:Ignorable="w14">
+<w:styles xmlns:mc="http://schemas.openxmlformats.org/markup-compatibility/2006" xmlns:r="http://schemas.openxmlformats.org/officeDocument/2006/relationships" xmlns:w="http://schemas.openxmlformats.org/wordprocessingml/2006/main" xmlns:w14="http://schemas.microsoft.com/office/word/2010/wordml" xmlns:w15="http://schemas.microsoft.com/office/word/2012/wordml" xmlns:w16cex="http://schemas.microsoft.com/office/word/2018/wordml/cex" xmlns:w16cid="http://schemas.microsoft.com/office/word/2016/wordml/cid" xmlns:w16="http://schemas.microsoft.com/office/word/2018/wordml" xmlns:w16du="http://schemas.microsoft.com/office/word/2023/wordml/word16du" xmlns:w16sdtdh="http://schemas.microsoft.com/office/word/2020/wordml/sdtdatahash" xmlns:w16sdtfl="http://schemas.microsoft.com/office/word/2024/wordml/sdtformatlock" xmlns:w16se="http://schemas.microsoft.com/office/word/2015/wordml/symex" mc:Ignorable="w14 w15 w16se w16cid w16 w16cex w16sdtdh w16sdtfl w16du">
   <w:docDefaults>
     <w:rPrDefault>
       <w:rPr>
-        <w:rFonts w:ascii="Calibri" w:hAnsi="Calibri" w:eastAsia="宋体" w:cs="Calibri"/>
+        <w:rFonts w:ascii="Calibri" w:eastAsia="宋体" w:hAnsi="Calibri" w:cs="Calibri"/>
+        <w:lang w:val="en-US" w:eastAsia="zh-CN" w:bidi="ar-SA"/>
       </w:rPr>
     </w:rPrDefault>
     <w:pPrDefault/>
   </w:docDefaults>
-  <w:latentStyles w:count="260" w:defQFormat="0" w:defUnhideWhenUsed="1" w:defSemiHidden="1" w:defUIPriority="99" w:defLockedState="0">
-    <w:lsdException w:qFormat="1" w:unhideWhenUsed="0" w:uiPriority="0" w:semiHidden="0" w:name="Normal"/>
-    <w:lsdException w:qFormat="1" w:unhideWhenUsed="0" w:uiPriority="9" w:semiHidden="0" w:name="heading 1"/>
-    <w:lsdException w:qFormat="1" w:uiPriority="9" w:name="heading 2"/>
-    <w:lsdException w:qFormat="1" w:uiPriority="9" w:name="heading 3"/>
-    <w:lsdException w:qFormat="1" w:uiPriority="9" w:name="heading 4"/>
-    <w:lsdException w:qFormat="1" w:uiPriority="9" w:name="heading 5"/>
-    <w:lsdException w:qFormat="1" w:uiPriority="9" w:name="heading 6"/>
-    <w:lsdException w:qFormat="1" w:uiPriority="9" w:name="heading 7"/>
-    <w:lsdException w:qFormat="1" w:uiPriority="9" w:name="heading 8"/>
-    <w:lsdException w:qFormat="1" w:uiPriority="9" w:name="heading 9"/>
-    <w:lsdException w:uiPriority="99" w:name="index 1"/>
-    <w:lsdException w:uiPriority="99" w:name="index 2"/>
-    <w:lsdException w:uiPriority="99" w:name="index 3"/>
-    <w:lsdException w:uiPriority="99" w:name="index 4"/>
-    <w:lsdException w:uiPriority="99" w:name="index 5"/>
-    <w:lsdException w:uiPriority="99" w:name="index 6"/>
-    <w:lsdException w:uiPriority="99" w:name="index 7"/>
-    <w:lsdException w:uiPriority="99" w:name="index 8"/>
-    <w:lsdException w:uiPriority="99" w:name="index 9"/>
-    <w:lsdException w:uiPriority="39" w:name="toc 1"/>
-    <w:lsdException w:uiPriority="39" w:name="toc 2"/>
-    <w:lsdException w:uiPriority="39" w:name="toc 3"/>
-    <w:lsdException w:uiPriority="39" w:name="toc 4"/>
-    <w:lsdException w:uiPriority="39" w:name="toc 5"/>
-    <w:lsdException w:uiPriority="39" w:name="toc 6"/>
-    <w:lsdException w:uiPriority="39" w:name="toc 7"/>
-    <w:lsdException w:uiPriority="39" w:name="toc 8"/>
-    <w:lsdException w:uiPriority="39" w:name="toc 9"/>
-    <w:lsdException w:uiPriority="99" w:name="Normal Indent"/>
-    <w:lsdException w:uiPriority="99" w:name="footnote text"/>
-    <w:lsdException w:uiPriority="99" w:name="annotation text"/>
-    <w:lsdException w:uiPriority="99" w:name="header"/>
-    <w:lsdException w:uiPriority="99" w:name="footer"/>
-    <w:lsdException w:uiPriority="99" w:name="index heading"/>
-    <w:lsdException w:qFormat="1" w:uiPriority="35" w:name="caption"/>
-    <w:lsdException w:uiPriority="99" w:name="table of figures"/>
-    <w:lsdException w:uiPriority="99" w:name="envelope address"/>
-    <w:lsdException w:uiPriority="99" w:name="envelope return"/>
-    <w:lsdException w:uiPriority="99" w:name="footnote reference"/>
-    <w:lsdException w:uiPriority="99" w:name="annotation reference"/>
-    <w:lsdException w:uiPriority="99" w:name="line number"/>
-    <w:lsdException w:uiPriority="99" w:name="page number"/>
-    <w:lsdException w:uiPriority="99" w:name="endnote reference"/>
-    <w:lsdException w:uiPriority="99" w:name="endnote text"/>
-    <w:lsdException w:uiPriority="99" w:name="table of authorities"/>
-    <w:lsdException w:uiPriority="99" w:name="macro"/>
-    <w:lsdException w:uiPriority="99" w:name="toa heading"/>
-    <w:lsdException w:uiPriority="99" w:name="List"/>
-    <w:lsdException w:uiPriority="99" w:name="List Bullet"/>
-    <w:lsdException w:uiPriority="99" w:name="List Number"/>
-    <w:lsdException w:uiPriority="99" w:name="List 2"/>
-    <w:lsdException w:uiPriority="99" w:name="List 3"/>
-    <w:lsdException w:uiPriority="99" w:name="List 4"/>
-    <w:lsdException w:uiPriority="99" w:name="List 5"/>
-    <w:lsdException w:uiPriority="99" w:name="List Bullet 2"/>
-    <w:lsdException w:uiPriority="99" w:name="List Bullet 3"/>
-    <w:lsdException w:uiPriority="99" w:name="List Bullet 4"/>
-    <w:lsdException w:uiPriority="99" w:name="List Bullet 5"/>
-    <w:lsdException w:uiPriority="99" w:name="List Number 2"/>
-    <w:lsdException w:uiPriority="99" w:name="List Number 3"/>
-    <w:lsdException w:uiPriority="99" w:name="List Number 4"/>
-    <w:lsdException w:uiPriority="99" w:name="List Number 5"/>
-    <w:lsdException w:qFormat="1" w:unhideWhenUsed="0" w:uiPriority="10" w:semiHidden="0" w:name="Title"/>
-    <w:lsdException w:uiPriority="99" w:name="Closing"/>
-    <w:lsdException w:uiPriority="99" w:name="Signature"/>
-    <w:lsdException w:uiPriority="1" w:name="Default Paragraph Font"/>
-    <w:lsdException w:uiPriority="99" w:name="Body Text"/>
-    <w:lsdException w:uiPriority="99" w:name="Body Text Indent"/>
-    <w:lsdException w:uiPriority="99" w:name="List Continue"/>
-    <w:lsdException w:uiPriority="99" w:name="List Continue 2"/>
-    <w:lsdException w:uiPriority="99" w:name="List Continue 3"/>
-    <w:lsdException w:uiPriority="99" w:name="List Continue 4"/>
-    <w:lsdException w:uiPriority="99" w:name="List Continue 5"/>
-    <w:lsdException w:uiPriority="99" w:name="Message Header"/>
-    <w:lsdException w:qFormat="1" w:unhideWhenUsed="0" w:uiPriority="11" w:semiHidden="0" w:name="Subtitle"/>
-    <w:lsdException w:uiPriority="99" w:name="Salutation"/>
-    <w:lsdException w:uiPriority="99" w:name="Date"/>
-    <w:lsdException w:uiPriority="99" w:name="Body Text First Indent"/>
-    <w:lsdException w:uiPriority="99" w:name="Body Text First Indent 2"/>
-    <w:lsdException w:uiPriority="99" w:name="Note Heading"/>
-    <w:lsdException w:uiPriority="99" w:name="Body Text 2"/>
-    <w:lsdException w:uiPriority="99" w:name="Body Text 3"/>
-    <w:lsdException w:uiPriority="99" w:name="Body Text Indent 2"/>
-    <w:lsdException w:uiPriority="99" w:name="Body Text Indent 3"/>
-    <w:lsdException w:uiPriority="99" w:name="Block Text"/>
-    <w:lsdException w:uiPriority="99" w:name="Hyperlink"/>
-    <w:lsdException w:uiPriority="99" w:name="FollowedHyperlink"/>
-    <w:lsdException w:qFormat="1" w:unhideWhenUsed="0" w:uiPriority="22" w:semiHidden="0" w:name="Strong"/>
-    <w:lsdException w:qFormat="1" w:unhideWhenUsed="0" w:uiPriority="20" w:semiHidden="0" w:name="Emphasis"/>
-    <w:lsdException w:uiPriority="99" w:name="Document Map"/>
-    <w:lsdException w:uiPriority="99" w:name="Plain Text"/>
-    <w:lsdException w:uiPriority="99" w:name="E-mail Signature"/>
-    <w:lsdException w:uiPriority="99" w:name="Normal (Web)"/>
-    <w:lsdException w:uiPriority="99" w:name="HTML Acronym"/>
-    <w:lsdException w:uiPriority="99" w:name="HTML Address"/>
-    <w:lsdException w:uiPriority="99" w:name="HTML Cite"/>
-    <w:lsdException w:uiPriority="99" w:name="HTML Code"/>
-    <w:lsdException w:uiPriority="99" w:name="HTML Definition"/>
-    <w:lsdException w:uiPriority="99" w:name="HTML Keyboard"/>
-    <w:lsdException w:uiPriority="99" w:name="HTML Preformatted"/>
-    <w:lsdException w:uiPriority="99" w:name="HTML Sample"/>
-    <w:lsdException w:uiPriority="99" w:name="HTML Typewriter"/>
-    <w:lsdException w:uiPriority="99" w:name="HTML Variable"/>
-    <w:lsdException w:uiPriority="99" w:name="Normal Table"/>
-    <w:lsdException w:uiPriority="99" w:name="annotation subject"/>
-    <w:lsdException w:uiPriority="99" w:name="Table Simple 1"/>
-    <w:lsdException w:uiPriority="99" w:name="Table Simple 2"/>
-    <w:lsdException w:uiPriority="99" w:name="Table Simple 3"/>
-    <w:lsdException w:uiPriority="99" w:name="Table Classic 1"/>
-    <w:lsdException w:uiPriority="99" w:name="Table Classic 2"/>
-    <w:lsdException w:uiPriority="99" w:name="Table Classic 3"/>
-    <w:lsdException w:uiPriority="99" w:name="Table Classic 4"/>
-    <w:lsdException w:uiPriority="99" w:name="Table Colorful 1"/>
-    <w:lsdException w:uiPriority="99" w:name="Table Colorful 2"/>
-    <w:lsdException w:uiPriority="99" w:name="Table Colorful 3"/>
-    <w:lsdException w:uiPriority="99" w:name="Table Columns 1"/>
-    <w:lsdException w:uiPriority="99" w:name="Table Columns 2"/>
-    <w:lsdException w:uiPriority="99" w:name="Table Columns 3"/>
-    <w:lsdException w:uiPriority="99" w:name="Table Columns 4"/>
-    <w:lsdException w:uiPriority="99" w:name="Table Columns 5"/>
-    <w:lsdException w:uiPriority="99" w:name="Table Grid 1"/>
-    <w:lsdException w:uiPriority="99" w:name="Table Grid 2"/>
-    <w:lsdException w:uiPriority="99" w:name="Table Grid 3"/>
-    <w:lsdException w:uiPriority="99" w:name="Table Grid 4"/>
-    <w:lsdException w:uiPriority="99" w:name="Table Grid 5"/>
-    <w:lsdException w:uiPriority="99" w:name="Table Grid 6"/>
-    <w:lsdException w:uiPriority="99" w:name="Table Grid 7"/>
-    <w:lsdException w:uiPriority="99" w:name="Table Grid 8"/>
-    <w:lsdException w:uiPriority="99" w:name="Table List 1"/>
-    <w:lsdException w:uiPriority="99" w:name="Table List 2"/>
-    <w:lsdException w:uiPriority="99" w:name="Table List 3"/>
-    <w:lsdException w:uiPriority="99" w:name="Table List 4"/>
-    <w:lsdException w:uiPriority="99" w:name="Table List 5"/>
-    <w:lsdException w:uiPriority="99" w:name="Table List 6"/>
-    <w:lsdException w:uiPriority="99" w:name="Table List 7"/>
-    <w:lsdException w:uiPriority="99" w:name="Table List 8"/>
-    <w:lsdException w:uiPriority="99" w:name="Table 3D effects 1"/>
-    <w:lsdException w:uiPriority="99" w:name="Table 3D effects 2"/>
-    <w:lsdException w:uiPriority="99" w:name="Table 3D effects 3"/>
-    <w:lsdException w:uiPriority="99" w:name="Table Contemporary"/>
-    <w:lsdException w:uiPriority="99" w:name="Table Elegant"/>
-    <w:lsdException w:uiPriority="99" w:name="Table Professional"/>
-    <w:lsdException w:uiPriority="99" w:name="Table Subtle 1"/>
-    <w:lsdException w:uiPriority="99" w:name="Table Subtle 2"/>
-    <w:lsdException w:uiPriority="99" w:name="Table Web 1"/>
-    <w:lsdException w:uiPriority="99" w:name="Table Web 2"/>
-    <w:lsdException w:uiPriority="99" w:name="Table Web 3"/>
-    <w:lsdException w:uiPriority="99" w:name="Balloon Text"/>
-    <w:lsdException w:unhideWhenUsed="0" w:uiPriority="39" w:semiHidden="0" w:name="Table Grid"/>
-    <w:lsdException w:uiPriority="99" w:name="Table Theme"/>
-    <w:lsdException w:unhideWhenUsed="0" w:uiPriority="60" w:semiHidden="0" w:name="Light Shading"/>
-    <w:lsdException w:unhideWhenUsed="0" w:uiPriority="61" w:semiHidden="0" w:name="Light List"/>
-    <w:lsdException w:unhideWhenUsed="0" w:uiPriority="62" w:semiHidden="0" w:name="Light Grid"/>
-    <w:lsdException w:unhideWhenUsed="0" w:uiPriority="63" w:semiHidden="0" w:name="Medium Shading 1"/>
-    <w:lsdException w:unhideWhenUsed="0" w:uiPriority="64" w:semiHidden="0" w:name="Medium Shading 2"/>
-    <w:lsdException w:unhideWhenUsed="0" w:uiPriority="65" w:semiHidden="0" w:name="Medium List 1"/>
-    <w:lsdException w:unhideWhenUsed="0" w:uiPriority="66" w:semiHidden="0" w:name="Medium List 2"/>
-    <w:lsdException w:unhideWhenUsed="0" w:uiPriority="67" w:semiHidden="0" w:name="Medium Grid 1"/>
-    <w:lsdException w:unhideWhenUsed="0" w:uiPriority="68" w:semiHidden="0" w:name="Medium Grid 2"/>
-    <w:lsdException w:unhideWhenUsed="0" w:uiPriority="69" w:semiHidden="0" w:name="Medium Grid 3"/>
-    <w:lsdException w:unhideWhenUsed="0" w:uiPriority="70" w:semiHidden="0" w:name="Dark List"/>
-    <w:lsdException w:unhideWhenUsed="0" w:uiPriority="71" w:semiHidden="0" w:name="Colorful Shading"/>
-    <w:lsdException w:unhideWhenUsed="0" w:uiPriority="72" w:semiHidden="0" w:name="Colorful List"/>
-    <w:lsdException w:unhideWhenUsed="0" w:uiPriority="73" w:semiHidden="0" w:name="Colorful Grid"/>
-    <w:lsdException w:unhideWhenUsed="0" w:uiPriority="60" w:semiHidden="0" w:name="Light Shading Accent 1"/>
-    <w:lsdException w:unhideWhenUsed="0" w:uiPriority="61" w:semiHidden="0" w:name="Light List Accent 1"/>
-    <w:lsdException w:unhideWhenUsed="0" w:uiPriority="62" w:semiHidden="0" w:name="Light Grid Accent 1"/>
-    <w:lsdException w:unhideWhenUsed="0" w:uiPriority="63" w:semiHidden="0" w:name="Medium Shading 1 Accent 1"/>
-    <w:lsdException w:unhideWhenUsed="0" w:uiPriority="64" w:semiHidden="0" w:name="Medium Shading 2 Accent 1"/>
-    <w:lsdException w:unhideWhenUsed="0" w:uiPriority="65" w:semiHidden="0" w:name="Medium List 1 Accent 1"/>
-    <w:lsdException w:unhideWhenUsed="0" w:uiPriority="66" w:semiHidden="0" w:name="Medium List 2 Accent 1"/>
-    <w:lsdException w:unhideWhenUsed="0" w:uiPriority="67" w:semiHidden="0" w:name="Medium Grid 1 Accent 1"/>
-    <w:lsdException w:unhideWhenUsed="0" w:uiPriority="68" w:semiHidden="0" w:name="Medium Grid 2 Accent 1"/>
-    <w:lsdException w:unhideWhenUsed="0" w:uiPriority="69" w:semiHidden="0" w:name="Medium Grid 3 Accent 1"/>
-    <w:lsdException w:unhideWhenUsed="0" w:uiPriority="70" w:semiHidden="0" w:name="Dark List Accent 1"/>
-    <w:lsdException w:unhideWhenUsed="0" w:uiPriority="71" w:semiHidden="0" w:name="Colorful Shading Accent 1"/>
-    <w:lsdException w:unhideWhenUsed="0" w:uiPriority="72" w:semiHidden="0" w:name="Colorful List Accent 1"/>
-    <w:lsdException w:unhideWhenUsed="0" w:uiPriority="73" w:semiHidden="0" w:name="Colorful Grid Accent 1"/>
-    <w:lsdException w:unhideWhenUsed="0" w:uiPriority="60" w:semiHidden="0" w:name="Light Shading Accent 2"/>
-    <w:lsdException w:unhideWhenUsed="0" w:uiPriority="61" w:semiHidden="0" w:name="Light List Accent 2"/>
-    <w:lsdException w:unhideWhenUsed="0" w:uiPriority="62" w:semiHidden="0" w:name="Light Grid Accent 2"/>
-    <w:lsdException w:unhideWhenUsed="0" w:uiPriority="63" w:semiHidden="0" w:name="Medium Shading 1 Accent 2"/>
-    <w:lsdException w:unhideWhenUsed="0" w:uiPriority="64" w:semiHidden="0" w:name="Medium Shading 2 Accent 2"/>
-    <w:lsdException w:unhideWhenUsed="0" w:uiPriority="65" w:semiHidden="0" w:name="Medium List 1 Accent 2"/>
-    <w:lsdException w:unhideWhenUsed="0" w:uiPriority="66" w:semiHidden="0" w:name="Medium List 2 Accent 2"/>
-    <w:lsdException w:unhideWhenUsed="0" w:uiPriority="67" w:semiHidden="0" w:name="Medium Grid 1 Accent 2"/>
-    <w:lsdException w:unhideWhenUsed="0" w:uiPriority="68" w:semiHidden="0" w:name="Medium Grid 2 Accent 2"/>
-    <w:lsdException w:unhideWhenUsed="0" w:uiPriority="69" w:semiHidden="0" w:name="Medium Grid 3 Accent 2"/>
-    <w:lsdException w:unhideWhenUsed="0" w:uiPriority="70" w:semiHidden="0" w:name="Dark List Accent 2"/>
-    <w:lsdException w:unhideWhenUsed="0" w:uiPriority="71" w:semiHidden="0" w:name="Colorful Shading Accent 2"/>
-    <w:lsdException w:unhideWhenUsed="0" w:uiPriority="72" w:semiHidden="0" w:name="Colorful List Accent 2"/>
-    <w:lsdException w:unhideWhenUsed="0" w:uiPriority="73" w:semiHidden="0" w:name="Colorful Grid Accent 2"/>
-    <w:lsdException w:unhideWhenUsed="0" w:uiPriority="60" w:semiHidden="0" w:name="Light Shading Accent 3"/>
-    <w:lsdException w:unhideWhenUsed="0" w:uiPriority="61" w:semiHidden="0" w:name="Light List Accent 3"/>
-    <w:lsdException w:unhideWhenUsed="0" w:uiPriority="62" w:semiHidden="0" w:name="Light Grid Accent 3"/>
-    <w:lsdException w:unhideWhenUsed="0" w:uiPriority="63" w:semiHidden="0" w:name="Medium Shading 1 Accent 3"/>
-    <w:lsdException w:unhideWhenUsed="0" w:uiPriority="64" w:semiHidden="0" w:name="Medium Shading 2 Accent 3"/>
-    <w:lsdException w:unhideWhenUsed="0" w:uiPriority="65" w:semiHidden="0" w:name="Medium List 1 Accent 3"/>
-    <w:lsdException w:unhideWhenUsed="0" w:uiPriority="66" w:semiHidden="0" w:name="Medium List 2 Accent 3"/>
-    <w:lsdException w:unhideWhenUsed="0" w:uiPriority="67" w:semiHidden="0" w:name="Medium Grid 1 Accent 3"/>
-    <w:lsdException w:unhideWhenUsed="0" w:uiPriority="68" w:semiHidden="0" w:name="Medium Grid 2 Accent 3"/>
-    <w:lsdException w:unhideWhenUsed="0" w:uiPriority="69" w:semiHidden="0" w:name="Medium Grid 3 Accent 3"/>
-    <w:lsdException w:unhideWhenUsed="0" w:uiPriority="70" w:semiHidden="0" w:name="Dark List Accent 3"/>
-    <w:lsdException w:unhideWhenUsed="0" w:uiPriority="71" w:semiHidden="0" w:name="Colorful Shading Accent 3"/>
-    <w:lsdException w:unhideWhenUsed="0" w:uiPriority="72" w:semiHidden="0" w:name="Colorful List Accent 3"/>
-    <w:lsdException w:unhideWhenUsed="0" w:uiPriority="73" w:semiHidden="0" w:name="Colorful Grid Accent 3"/>
-    <w:lsdException w:unhideWhenUsed="0" w:uiPriority="60" w:semiHidden="0" w:name="Light Shading Accent 4"/>
-    <w:lsdException w:unhideWhenUsed="0" w:uiPriority="61" w:semiHidden="0" w:name="Light List Accent 4"/>
-    <w:lsdException w:unhideWhenUsed="0" w:uiPriority="62" w:semiHidden="0" w:name="Light Grid Accent 4"/>
-    <w:lsdException w:unhideWhenUsed="0" w:uiPriority="63" w:semiHidden="0" w:name="Medium Shading 1 Accent 4"/>
-    <w:lsdException w:unhideWhenUsed="0" w:uiPriority="64" w:semiHidden="0" w:name="Medium Shading 2 Accent 4"/>
-    <w:lsdException w:unhideWhenUsed="0" w:uiPriority="65" w:semiHidden="0" w:name="Medium List 1 Accent 4"/>
-    <w:lsdException w:unhideWhenUsed="0" w:uiPriority="66" w:semiHidden="0" w:name="Medium List 2 Accent 4"/>
-    <w:lsdException w:unhideWhenUsed="0" w:uiPriority="67" w:semiHidden="0" w:name="Medium Grid 1 Accent 4"/>
-    <w:lsdException w:unhideWhenUsed="0" w:uiPriority="68" w:semiHidden="0" w:name="Medium Grid 2 Accent 4"/>
-    <w:lsdException w:unhideWhenUsed="0" w:uiPriority="69" w:semiHidden="0" w:name="Medium Grid 3 Accent 4"/>
-    <w:lsdException w:unhideWhenUsed="0" w:uiPriority="70" w:semiHidden="0" w:name="Dark List Accent 4"/>
-    <w:lsdException w:unhideWhenUsed="0" w:uiPriority="71" w:semiHidden="0" w:name="Colorful Shading Accent 4"/>
-    <w:lsdException w:unhideWhenUsed="0" w:uiPriority="72" w:semiHidden="0" w:name="Colorful List Accent 4"/>
-    <w:lsdException w:unhideWhenUsed="0" w:uiPriority="73" w:semiHidden="0" w:name="Colorful Grid Accent 4"/>
-    <w:lsdException w:unhideWhenUsed="0" w:uiPriority="60" w:semiHidden="0" w:name="Light Shading Accent 5"/>
-    <w:lsdException w:unhideWhenUsed="0" w:uiPriority="61" w:semiHidden="0" w:name="Light List Accent 5"/>
-    <w:lsdException w:unhideWhenUsed="0" w:uiPriority="62" w:semiHidden="0" w:name="Light Grid Accent 5"/>
-    <w:lsdException w:unhideWhenUsed="0" w:uiPriority="63" w:semiHidden="0" w:name="Medium Shading 1 Accent 5"/>
-    <w:lsdException w:unhideWhenUsed="0" w:uiPriority="64" w:semiHidden="0" w:name="Medium Shading 2 Accent 5"/>
-    <w:lsdException w:unhideWhenUsed="0" w:uiPriority="65" w:semiHidden="0" w:name="Medium List 1 Accent 5"/>
-    <w:lsdException w:unhideWhenUsed="0" w:uiPriority="66" w:semiHidden="0" w:name="Medium List 2 Accent 5"/>
-    <w:lsdException w:unhideWhenUsed="0" w:uiPriority="67" w:semiHidden="0" w:name="Medium Grid 1 Accent 5"/>
-    <w:lsdException w:unhideWhenUsed="0" w:uiPriority="68" w:semiHidden="0" w:name="Medium Grid 2 Accent 5"/>
-    <w:lsdException w:unhideWhenUsed="0" w:uiPriority="69" w:semiHidden="0" w:name="Medium Grid 3 Accent 5"/>
-    <w:lsdException w:unhideWhenUsed="0" w:uiPriority="70" w:semiHidden="0" w:name="Dark List Accent 5"/>
-    <w:lsdException w:unhideWhenUsed="0" w:uiPriority="71" w:semiHidden="0" w:name="Colorful Shading Accent 5"/>
-    <w:lsdException w:unhideWhenUsed="0" w:uiPriority="72" w:semiHidden="0" w:name="Colorful List Accent 5"/>
-    <w:lsdException w:unhideWhenUsed="0" w:uiPriority="73" w:semiHidden="0" w:name="Colorful Grid Accent 5"/>
-    <w:lsdException w:unhideWhenUsed="0" w:uiPriority="60" w:semiHidden="0" w:name="Light Shading Accent 6"/>
-    <w:lsdException w:unhideWhenUsed="0" w:uiPriority="61" w:semiHidden="0" w:name="Light List Accent 6"/>
-    <w:lsdException w:unhideWhenUsed="0" w:uiPriority="62" w:semiHidden="0" w:name="Light Grid Accent 6"/>
-    <w:lsdException w:unhideWhenUsed="0" w:uiPriority="63" w:semiHidden="0" w:name="Medium Shading 1 Accent 6"/>
-    <w:lsdException w:unhideWhenUsed="0" w:uiPriority="64" w:semiHidden="0" w:name="Medium Shading 2 Accent 6"/>
-    <w:lsdException w:unhideWhenUsed="0" w:uiPriority="65" w:semiHidden="0" w:name="Medium List 1 Accent 6"/>
-    <w:lsdException w:unhideWhenUsed="0" w:uiPriority="66" w:semiHidden="0" w:name="Medium List 2 Accent 6"/>
-    <w:lsdException w:unhideWhenUsed="0" w:uiPriority="67" w:semiHidden="0" w:name="Medium Grid 1 Accent 6"/>
-    <w:lsdException w:unhideWhenUsed="0" w:uiPriority="68" w:semiHidden="0" w:name="Medium Grid 2 Accent 6"/>
-    <w:lsdException w:unhideWhenUsed="0" w:uiPriority="69" w:semiHidden="0" w:name="Medium Grid 3 Accent 6"/>
-    <w:lsdException w:unhideWhenUsed="0" w:uiPriority="70" w:semiHidden="0" w:name="Dark List Accent 6"/>
-    <w:lsdException w:unhideWhenUsed="0" w:uiPriority="71" w:semiHidden="0" w:name="Colorful Shading Accent 6"/>
-    <w:lsdException w:unhideWhenUsed="0" w:uiPriority="72" w:semiHidden="0" w:name="Colorful List Accent 6"/>
-    <w:lsdException w:unhideWhenUsed="0" w:uiPriority="73" w:semiHidden="0" w:name="Colorful Grid Accent 6"/>
+  <w:latentStyles w:defLockedState="0" w:defUIPriority="99" w:defSemiHidden="0" w:defUnhideWhenUsed="0" w:defQFormat="0" w:count="376">
+    <w:lsdException w:name="Normal" w:uiPriority="0" w:qFormat="1"/>
+    <w:lsdException w:name="heading 1" w:uiPriority="9" w:qFormat="1"/>
+    <w:lsdException w:name="heading 2" w:semiHidden="1" w:uiPriority="9" w:unhideWhenUsed="1" w:qFormat="1"/>
+    <w:lsdException w:name="heading 3" w:semiHidden="1" w:uiPriority="9" w:unhideWhenUsed="1" w:qFormat="1"/>
+    <w:lsdException w:name="heading 4" w:semiHidden="1" w:uiPriority="9" w:unhideWhenUsed="1" w:qFormat="1"/>
+    <w:lsdException w:name="heading 5" w:semiHidden="1" w:uiPriority="9" w:unhideWhenUsed="1" w:qFormat="1"/>
+    <w:lsdException w:name="heading 6" w:semiHidden="1" w:uiPriority="9" w:unhideWhenUsed="1" w:qFormat="1"/>
+    <w:lsdException w:name="heading 7" w:semiHidden="1" w:uiPriority="9" w:unhideWhenUsed="1" w:qFormat="1"/>
+    <w:lsdException w:name="heading 8" w:semiHidden="1" w:uiPriority="9" w:unhideWhenUsed="1" w:qFormat="1"/>
+    <w:lsdException w:name="heading 9" w:semiHidden="1" w:uiPriority="9" w:unhideWhenUsed="1" w:qFormat="1"/>
+    <w:lsdException w:name="index 1" w:semiHidden="1" w:unhideWhenUsed="1"/>
+    <w:lsdException w:name="index 2" w:semiHidden="1" w:unhideWhenUsed="1"/>
+    <w:lsdException w:name="index 3" w:semiHidden="1" w:unhideWhenUsed="1"/>
+    <w:lsdException w:name="index 4" w:semiHidden="1" w:unhideWhenUsed="1"/>
+    <w:lsdException w:name="index 5" w:semiHidden="1" w:unhideWhenUsed="1"/>
+    <w:lsdException w:name="index 6" w:semiHidden="1" w:unhideWhenUsed="1"/>
+    <w:lsdException w:name="index 7" w:semiHidden="1" w:unhideWhenUsed="1"/>
+    <w:lsdException w:name="index 8" w:semiHidden="1" w:unhideWhenUsed="1"/>
+    <w:lsdException w:name="index 9" w:semiHidden="1" w:unhideWhenUsed="1"/>
+    <w:lsdException w:name="toc 1" w:semiHidden="1" w:uiPriority="39" w:unhideWhenUsed="1"/>
+    <w:lsdException w:name="toc 2" w:semiHidden="1" w:uiPriority="39" w:unhideWhenUsed="1"/>
+    <w:lsdException w:name="toc 3" w:semiHidden="1" w:uiPriority="39" w:unhideWhenUsed="1"/>
+    <w:lsdException w:name="toc 4" w:semiHidden="1" w:uiPriority="39" w:unhideWhenUsed="1"/>
+    <w:lsdException w:name="toc 5" w:semiHidden="1" w:uiPriority="39" w:unhideWhenUsed="1"/>
+    <w:lsdException w:name="toc 6" w:semiHidden="1" w:uiPriority="39" w:unhideWhenUsed="1"/>
+    <w:lsdException w:name="toc 7" w:semiHidden="1" w:uiPriority="39" w:unhideWhenUsed="1"/>
+    <w:lsdException w:name="toc 8" w:semiHidden="1" w:uiPriority="39" w:unhideWhenUsed="1"/>
+    <w:lsdException w:name="toc 9" w:semiHidden="1" w:uiPriority="39" w:unhideWhenUsed="1"/>
+    <w:lsdException w:name="Normal Indent" w:semiHidden="1" w:unhideWhenUsed="1"/>
+    <w:lsdException w:name="footnote text" w:semiHidden="1" w:unhideWhenUsed="1"/>
+    <w:lsdException w:name="annotation text" w:semiHidden="1" w:unhideWhenUsed="1"/>
+    <w:lsdException w:name="header" w:semiHidden="1" w:unhideWhenUsed="1"/>
+    <w:lsdException w:name="footer" w:semiHidden="1" w:unhideWhenUsed="1"/>
+    <w:lsdException w:name="index heading" w:semiHidden="1" w:unhideWhenUsed="1"/>
+    <w:lsdException w:name="caption" w:semiHidden="1" w:uiPriority="35" w:unhideWhenUsed="1" w:qFormat="1"/>
+    <w:lsdException w:name="table of figures" w:semiHidden="1" w:unhideWhenUsed="1"/>
+    <w:lsdException w:name="envelope address" w:semiHidden="1" w:unhideWhenUsed="1"/>
+    <w:lsdException w:name="envelope return" w:semiHidden="1" w:unhideWhenUsed="1"/>
+    <w:lsdException w:name="footnote reference" w:semiHidden="1" w:unhideWhenUsed="1"/>
+    <w:lsdException w:name="annotation reference" w:semiHidden="1" w:unhideWhenUsed="1"/>
+    <w:lsdException w:name="line number" w:semiHidden="1" w:unhideWhenUsed="1"/>
+    <w:lsdException w:name="page number" w:semiHidden="1" w:unhideWhenUsed="1"/>
+    <w:lsdException w:name="endnote reference" w:semiHidden="1" w:unhideWhenUsed="1"/>
+    <w:lsdException w:name="endnote text" w:semiHidden="1" w:unhideWhenUsed="1"/>
+    <w:lsdException w:name="table of authorities" w:semiHidden="1" w:unhideWhenUsed="1"/>
+    <w:lsdException w:name="macro" w:semiHidden="1" w:unhideWhenUsed="1"/>
+    <w:lsdException w:name="toa heading" w:semiHidden="1" w:unhideWhenUsed="1"/>
+    <w:lsdException w:name="List" w:semiHidden="1" w:unhideWhenUsed="1"/>
+    <w:lsdException w:name="List Bullet" w:semiHidden="1" w:unhideWhenUsed="1"/>
+    <w:lsdException w:name="List Number" w:semiHidden="1" w:unhideWhenUsed="1"/>
+    <w:lsdException w:name="List 2" w:semiHidden="1" w:unhideWhenUsed="1"/>
+    <w:lsdException w:name="List 3" w:semiHidden="1" w:unhideWhenUsed="1"/>
+    <w:lsdException w:name="List 4" w:semiHidden="1" w:unhideWhenUsed="1"/>
+    <w:lsdException w:name="List 5" w:semiHidden="1" w:unhideWhenUsed="1"/>
+    <w:lsdException w:name="List Bullet 2" w:semiHidden="1" w:unhideWhenUsed="1"/>
+    <w:lsdException w:name="List Bullet 3" w:semiHidden="1" w:unhideWhenUsed="1"/>
+    <w:lsdException w:name="List Bullet 4" w:semiHidden="1" w:unhideWhenUsed="1"/>
+    <w:lsdException w:name="List Bullet 5" w:semiHidden="1" w:unhideWhenUsed="1"/>
+    <w:lsdException w:name="List Number 2" w:semiHidden="1" w:unhideWhenUsed="1"/>
+    <w:lsdException w:name="List Number 3" w:semiHidden="1" w:unhideWhenUsed="1"/>
+    <w:lsdException w:name="List Number 4" w:semiHidden="1" w:unhideWhenUsed="1"/>
+    <w:lsdException w:name="List Number 5" w:semiHidden="1" w:unhideWhenUsed="1"/>
+    <w:lsdException w:name="Title" w:uiPriority="10" w:qFormat="1"/>
+    <w:lsdException w:name="Closing" w:semiHidden="1" w:unhideWhenUsed="1"/>
+    <w:lsdException w:name="Signature" w:semiHidden="1" w:unhideWhenUsed="1"/>
+    <w:lsdException w:name="Default Paragraph Font" w:semiHidden="1" w:uiPriority="1" w:unhideWhenUsed="1"/>
+    <w:lsdException w:name="Body Text" w:semiHidden="1" w:unhideWhenUsed="1"/>
+    <w:lsdException w:name="Body Text Indent" w:semiHidden="1" w:unhideWhenUsed="1"/>
+    <w:lsdException w:name="List Continue" w:semiHidden="1" w:unhideWhenUsed="1"/>
+    <w:lsdException w:name="List Continue 2" w:semiHidden="1" w:unhideWhenUsed="1"/>
+    <w:lsdException w:name="List Continue 3" w:semiHidden="1" w:unhideWhenUsed="1"/>
+    <w:lsdException w:name="List Continue 4" w:semiHidden="1" w:unhideWhenUsed="1"/>
+    <w:lsdException w:name="List Continue 5" w:semiHidden="1" w:unhideWhenUsed="1"/>
+    <w:lsdException w:name="Message Header" w:semiHidden="1" w:unhideWhenUsed="1"/>
+    <w:lsdException w:name="Subtitle" w:uiPriority="11" w:qFormat="1"/>
+    <w:lsdException w:name="Salutation" w:semiHidden="1" w:unhideWhenUsed="1"/>
+    <w:lsdException w:name="Date" w:semiHidden="1" w:unhideWhenUsed="1"/>
+    <w:lsdException w:name="Body Text First Indent" w:semiHidden="1" w:unhideWhenUsed="1"/>
+    <w:lsdException w:name="Body Text First Indent 2" w:semiHidden="1" w:unhideWhenUsed="1"/>
+    <w:lsdException w:name="Note Heading" w:semiHidden="1" w:unhideWhenUsed="1"/>
+    <w:lsdException w:name="Body Text 2" w:semiHidden="1" w:unhideWhenUsed="1"/>
+    <w:lsdException w:name="Body Text 3" w:semiHidden="1" w:unhideWhenUsed="1"/>
+    <w:lsdException w:name="Body Text Indent 2" w:semiHidden="1" w:unhideWhenUsed="1"/>
+    <w:lsdException w:name="Body Text Indent 3" w:semiHidden="1" w:unhideWhenUsed="1"/>
+    <w:lsdException w:name="Block Text" w:semiHidden="1" w:unhideWhenUsed="1"/>
+    <w:lsdException w:name="Hyperlink" w:semiHidden="1" w:unhideWhenUsed="1"/>
+    <w:lsdException w:name="FollowedHyperlink" w:semiHidden="1" w:unhideWhenUsed="1"/>
+    <w:lsdException w:name="Strong" w:uiPriority="22" w:qFormat="1"/>
+    <w:lsdException w:name="Emphasis" w:uiPriority="20" w:qFormat="1"/>
+    <w:lsdException w:name="Document Map" w:semiHidden="1" w:unhideWhenUsed="1"/>
+    <w:lsdException w:name="Plain Text" w:semiHidden="1" w:unhideWhenUsed="1"/>
+    <w:lsdException w:name="E-mail Signature" w:semiHidden="1" w:unhideWhenUsed="1"/>
+    <w:lsdException w:name="HTML Top of Form" w:semiHidden="1" w:unhideWhenUsed="1"/>
+    <w:lsdException w:name="HTML Bottom of Form" w:semiHidden="1" w:unhideWhenUsed="1"/>
+    <w:lsdException w:name="Normal (Web)" w:semiHidden="1" w:unhideWhenUsed="1"/>
+    <w:lsdException w:name="HTML Acronym" w:semiHidden="1" w:unhideWhenUsed="1"/>
+    <w:lsdException w:name="HTML Address" w:semiHidden="1" w:unhideWhenUsed="1"/>
+    <w:lsdException w:name="HTML Cite" w:semiHidden="1" w:unhideWhenUsed="1"/>
+    <w:lsdException w:name="HTML Code" w:semiHidden="1" w:unhideWhenUsed="1"/>
+    <w:lsdException w:name="HTML Definition" w:semiHidden="1" w:unhideWhenUsed="1"/>
+    <w:lsdException w:name="HTML Keyboard" w:semiHidden="1" w:unhideWhenUsed="1"/>
+    <w:lsdException w:name="HTML Preformatted" w:semiHidden="1" w:unhideWhenUsed="1"/>
+    <w:lsdException w:name="HTML Sample" w:semiHidden="1" w:unhideWhenUsed="1"/>
+    <w:lsdException w:name="HTML Typewriter" w:semiHidden="1" w:unhideWhenUsed="1"/>
+    <w:lsdException w:name="HTML Variable" w:semiHidden="1" w:unhideWhenUsed="1"/>
+    <w:lsdException w:name="Normal Table" w:semiHidden="1" w:unhideWhenUsed="1"/>
+    <w:lsdException w:name="annotation subject" w:semiHidden="1" w:unhideWhenUsed="1"/>
+    <w:lsdException w:name="No List" w:semiHidden="1" w:unhideWhenUsed="1"/>
+    <w:lsdException w:name="Outline List 1" w:semiHidden="1" w:unhideWhenUsed="1"/>
+    <w:lsdException w:name="Outline List 2" w:semiHidden="1" w:unhideWhenUsed="1"/>
+    <w:lsdException w:name="Outline List 3" w:semiHidden="1" w:unhideWhenUsed="1"/>
+    <w:lsdException w:name="Table Simple 1" w:semiHidden="1" w:unhideWhenUsed="1"/>
+    <w:lsdException w:name="Table Simple 2" w:semiHidden="1" w:unhideWhenUsed="1"/>
+    <w:lsdException w:name="Table Simple 3" w:semiHidden="1" w:unhideWhenUsed="1"/>
+    <w:lsdException w:name="Table Classic 1" w:semiHidden="1" w:unhideWhenUsed="1"/>
+    <w:lsdException w:name="Table Classic 2" w:semiHidden="1" w:unhideWhenUsed="1"/>
+    <w:lsdException w:name="Table Classic 3" w:semiHidden="1" w:unhideWhenUsed="1"/>
+    <w:lsdException w:name="Table Classic 4" w:semiHidden="1" w:unhideWhenUsed="1"/>
+    <w:lsdException w:name="Table Colorful 1" w:semiHidden="1" w:unhideWhenUsed="1"/>
+    <w:lsdException w:name="Table Colorful 2" w:semiHidden="1" w:unhideWhenUsed="1"/>
+    <w:lsdException w:name="Table Colorful 3" w:semiHidden="1" w:unhideWhenUsed="1"/>
+    <w:lsdException w:name="Table Columns 1" w:semiHidden="1" w:unhideWhenUsed="1"/>
+    <w:lsdException w:name="Table Columns 2" w:semiHidden="1" w:unhideWhenUsed="1"/>
+    <w:lsdException w:name="Table Columns 3" w:semiHidden="1" w:unhideWhenUsed="1"/>
+    <w:lsdException w:name="Table Columns 4" w:semiHidden="1" w:unhideWhenUsed="1"/>
+    <w:lsdException w:name="Table Columns 5" w:semiHidden="1" w:unhideWhenUsed="1"/>
+    <w:lsdException w:name="Table Grid 1" w:semiHidden="1" w:unhideWhenUsed="1"/>
+    <w:lsdException w:name="Table Grid 2" w:semiHidden="1" w:unhideWhenUsed="1"/>
+    <w:lsdException w:name="Table Grid 3" w:semiHidden="1" w:unhideWhenUsed="1"/>
+    <w:lsdException w:name="Table Grid 4" w:semiHidden="1" w:unhideWhenUsed="1"/>
+    <w:lsdException w:name="Table Grid 5" w:semiHidden="1" w:unhideWhenUsed="1"/>
+    <w:lsdException w:name="Table Grid 6" w:semiHidden="1" w:unhideWhenUsed="1"/>
+    <w:lsdException w:name="Table Grid 7" w:semiHidden="1" w:unhideWhenUsed="1"/>
+    <w:lsdException w:name="Table Grid 8" w:semiHidden="1" w:unhideWhenUsed="1"/>
+    <w:lsdException w:name="Table List 1" w:semiHidden="1" w:unhideWhenUsed="1"/>
+    <w:lsdException w:name="Table List 2" w:semiHidden="1" w:unhideWhenUsed="1"/>
+    <w:lsdException w:name="Table List 3" w:semiHidden="1" w:unhideWhenUsed="1"/>
+    <w:lsdException w:name="Table List 4" w:semiHidden="1" w:unhideWhenUsed="1"/>
+    <w:lsdException w:name="Table List 5" w:semiHidden="1" w:unhideWhenUsed="1"/>
+    <w:lsdException w:name="Table List 6" w:semiHidden="1" w:unhideWhenUsed="1"/>
+    <w:lsdException w:name="Table List 7" w:semiHidden="1" w:unhideWhenUsed="1"/>
+    <w:lsdException w:name="Table List 8" w:semiHidden="1" w:unhideWhenUsed="1"/>
+    <w:lsdException w:name="Table 3D effects 1" w:semiHidden="1" w:unhideWhenUsed="1"/>
+    <w:lsdException w:name="Table 3D effects 2" w:semiHidden="1" w:unhideWhenUsed="1"/>
+    <w:lsdException w:name="Table 3D effects 3" w:semiHidden="1" w:unhideWhenUsed="1"/>
+    <w:lsdException w:name="Table Contemporary" w:semiHidden="1" w:unhideWhenUsed="1"/>
+    <w:lsdException w:name="Table Elegant" w:semiHidden="1" w:unhideWhenUsed="1"/>
+    <w:lsdException w:name="Table Professional" w:semiHidden="1" w:unhideWhenUsed="1"/>
+    <w:lsdException w:name="Table Subtle 1" w:semiHidden="1" w:unhideWhenUsed="1"/>
+    <w:lsdException w:name="Table Subtle 2" w:semiHidden="1" w:unhideWhenUsed="1"/>
+    <w:lsdException w:name="Table Web 1" w:semiHidden="1" w:unhideWhenUsed="1"/>
+    <w:lsdException w:name="Table Web 2" w:semiHidden="1" w:unhideWhenUsed="1"/>
+    <w:lsdException w:name="Table Web 3" w:semiHidden="1" w:unhideWhenUsed="1"/>
+    <w:lsdException w:name="Balloon Text" w:semiHidden="1" w:unhideWhenUsed="1"/>
+    <w:lsdException w:name="Table Grid" w:uiPriority="39"/>
+    <w:lsdException w:name="Table Theme" w:semiHidden="1" w:unhideWhenUsed="1"/>
+    <w:lsdException w:name="Placeholder Text" w:semiHidden="1" w:unhideWhenUsed="1"/>
+    <w:lsdException w:name="No Spacing" w:semiHidden="1" w:unhideWhenUsed="1"/>
+    <w:lsdException w:name="Light Shading" w:uiPriority="60"/>
+    <w:lsdException w:name="Light List" w:uiPriority="61"/>
+    <w:lsdException w:name="Light Grid" w:uiPriority="62"/>
+    <w:lsdException w:name="Medium Shading 1" w:uiPriority="63"/>
+    <w:lsdException w:name="Medium Shading 2" w:uiPriority="64"/>
+    <w:lsdException w:name="Medium List 1" w:uiPriority="65"/>
+    <w:lsdException w:name="Medium List 2" w:uiPriority="66"/>
+    <w:lsdException w:name="Medium Grid 1" w:uiPriority="67"/>
+    <w:lsdException w:name="Medium Grid 2" w:uiPriority="68"/>
+    <w:lsdException w:name="Medium Grid 3" w:uiPriority="69"/>
+    <w:lsdException w:name="Dark List" w:uiPriority="70"/>
+    <w:lsdException w:name="Colorful Shading" w:uiPriority="71"/>
+    <w:lsdException w:name="Colorful List" w:uiPriority="72"/>
+    <w:lsdException w:name="Colorful Grid" w:uiPriority="73"/>
+    <w:lsdException w:name="Light Shading Accent 1" w:uiPriority="60"/>
+    <w:lsdException w:name="Light List Accent 1" w:uiPriority="61"/>
+    <w:lsdException w:name="Light Grid Accent 1" w:uiPriority="62"/>
+    <w:lsdException w:name="Medium Shading 1 Accent 1" w:uiPriority="63"/>
+    <w:lsdException w:name="Medium Shading 2 Accent 1" w:uiPriority="64"/>
+    <w:lsdException w:name="Medium List 1 Accent 1" w:uiPriority="65"/>
+    <w:lsdException w:name="Revision" w:semiHidden="1" w:unhideWhenUsed="1"/>
+    <w:lsdException w:name="List Paragraph" w:semiHidden="1" w:unhideWhenUsed="1"/>
+    <w:lsdException w:name="Quote" w:semiHidden="1" w:unhideWhenUsed="1"/>
+    <w:lsdException w:name="Intense Quote" w:semiHidden="1" w:unhideWhenUsed="1"/>
+    <w:lsdException w:name="Medium List 2 Accent 1" w:uiPriority="66"/>
+    <w:lsdException w:name="Medium Grid 1 Accent 1" w:uiPriority="67"/>
+    <w:lsdException w:name="Medium Grid 2 Accent 1" w:uiPriority="68"/>
+    <w:lsdException w:name="Medium Grid 3 Accent 1" w:uiPriority="69"/>
+    <w:lsdException w:name="Dark List Accent 1" w:uiPriority="70"/>
+    <w:lsdException w:name="Colorful Shading Accent 1" w:uiPriority="71"/>
+    <w:lsdException w:name="Colorful List Accent 1" w:uiPriority="72"/>
+    <w:lsdException w:name="Colorful Grid Accent 1" w:uiPriority="73"/>
+    <w:lsdException w:name="Light Shading Accent 2" w:uiPriority="60"/>
+    <w:lsdException w:name="Light List Accent 2" w:uiPriority="61"/>
+    <w:lsdException w:name="Light Grid Accent 2" w:uiPriority="62"/>
+    <w:lsdException w:name="Medium Shading 1 Accent 2" w:uiPriority="63"/>
+    <w:lsdException w:name="Medium Shading 2 Accent 2" w:uiPriority="64"/>
+    <w:lsdException w:name="Medium List 1 Accent 2" w:uiPriority="65"/>
+    <w:lsdException w:name="Medium List 2 Accent 2" w:uiPriority="66"/>
+    <w:lsdException w:name="Medium Grid 1 Accent 2" w:uiPriority="67"/>
+    <w:lsdException w:name="Medium Grid 2 Accent 2" w:uiPriority="68"/>
+    <w:lsdException w:name="Medium Grid 3 Accent 2" w:uiPriority="69"/>
+    <w:lsdException w:name="Dark List Accent 2" w:uiPriority="70"/>
+    <w:lsdException w:name="Colorful Shading Accent 2" w:uiPriority="71"/>
+    <w:lsdException w:name="Colorful List Accent 2" w:uiPriority="72"/>
+    <w:lsdException w:name="Colorful Grid Accent 2" w:uiPriority="73"/>
+    <w:lsdException w:name="Light Shading Accent 3" w:uiPriority="60"/>
+    <w:lsdException w:name="Light List Accent 3" w:uiPriority="61"/>
+    <w:lsdException w:name="Light Grid Accent 3" w:uiPriority="62"/>
+    <w:lsdException w:name="Medium Shading 1 Accent 3" w:uiPriority="63"/>
+    <w:lsdException w:name="Medium Shading 2 Accent 3" w:uiPriority="64"/>
+    <w:lsdException w:name="Medium List 1 Accent 3" w:uiPriority="65"/>
+    <w:lsdException w:name="Medium List 2 Accent 3" w:uiPriority="66"/>
+    <w:lsdException w:name="Medium Grid 1 Accent 3" w:uiPriority="67"/>
+    <w:lsdException w:name="Medium Grid 2 Accent 3" w:uiPriority="68"/>
+    <w:lsdException w:name="Medium Grid 3 Accent 3" w:uiPriority="69"/>
+    <w:lsdException w:name="Dark List Accent 3" w:uiPriority="70"/>
+    <w:lsdException w:name="Colorful Shading Accent 3" w:uiPriority="71"/>
+    <w:lsdException w:name="Colorful List Accent 3" w:uiPriority="72"/>
+    <w:lsdException w:name="Colorful Grid Accent 3" w:uiPriority="73"/>
+    <w:lsdException w:name="Light Shading Accent 4" w:uiPriority="60"/>
+    <w:lsdException w:name="Light List Accent 4" w:uiPriority="61"/>
+    <w:lsdException w:name="Light Grid Accent 4" w:uiPriority="62"/>
+    <w:lsdException w:name="Medium Shading 1 Accent 4" w:uiPriority="63"/>
+    <w:lsdException w:name="Medium Shading 2 Accent 4" w:uiPriority="64"/>
+    <w:lsdException w:name="Medium List 1 Accent 4" w:uiPriority="65"/>
+    <w:lsdException w:name="Medium List 2 Accent 4" w:uiPriority="66"/>
+    <w:lsdException w:name="Medium Grid 1 Accent 4" w:uiPriority="67"/>
+    <w:lsdException w:name="Medium Grid 2 Accent 4" w:uiPriority="68"/>
+    <w:lsdException w:name="Medium Grid 3 Accent 4" w:uiPriority="69"/>
+    <w:lsdException w:name="Dark List Accent 4" w:uiPriority="70"/>
+    <w:lsdException w:name="Colorful Shading Accent 4" w:uiPriority="71"/>
+    <w:lsdException w:name="Colorful List Accent 4" w:uiPriority="72"/>
+    <w:lsdException w:name="Colorful Grid Accent 4" w:uiPriority="73"/>
+    <w:lsdException w:name="Light Shading Accent 5" w:uiPriority="60"/>
+    <w:lsdException w:name="Light List Accent 5" w:uiPriority="61"/>
+    <w:lsdException w:name="Light Grid Accent 5" w:uiPriority="62"/>
+    <w:lsdException w:name="Medium Shading 1 Accent 5" w:uiPriority="63"/>
+    <w:lsdException w:name="Medium Shading 2 Accent 5" w:uiPriority="64"/>
+    <w:lsdException w:name="Medium List 1 Accent 5" w:uiPriority="65"/>
+    <w:lsdException w:name="Medium List 2 Accent 5" w:uiPriority="66"/>
+    <w:lsdException w:name="Medium Grid 1 Accent 5" w:uiPriority="67"/>
+    <w:lsdException w:name="Medium Grid 2 Accent 5" w:uiPriority="68"/>
+    <w:lsdException w:name="Medium Grid 3 Accent 5" w:uiPriority="69"/>
+    <w:lsdException w:name="Dark List Accent 5" w:uiPriority="70"/>
+    <w:lsdException w:name="Colorful Shading Accent 5" w:uiPriority="71"/>
+    <w:lsdException w:name="Colorful List Accent 5" w:uiPriority="72"/>
+    <w:lsdException w:name="Colorful Grid Accent 5" w:uiPriority="73"/>
+    <w:lsdException w:name="Light Shading Accent 6" w:uiPriority="60"/>
+    <w:lsdException w:name="Light List Accent 6" w:uiPriority="61"/>
+    <w:lsdException w:name="Light Grid Accent 6" w:uiPriority="62"/>
+    <w:lsdException w:name="Medium Shading 1 Accent 6" w:uiPriority="63"/>
+    <w:lsdException w:name="Medium Shading 2 Accent 6" w:uiPriority="64"/>
+    <w:lsdException w:name="Medium List 1 Accent 6" w:uiPriority="65"/>
+    <w:lsdException w:name="Medium List 2 Accent 6" w:uiPriority="66"/>
+    <w:lsdException w:name="Medium Grid 1 Accent 6" w:uiPriority="67"/>
+    <w:lsdException w:name="Medium Grid 2 Accent 6" w:uiPriority="68"/>
+    <w:lsdException w:name="Medium Grid 3 Accent 6" w:uiPriority="69"/>
+    <w:lsdException w:name="Dark List Accent 6" w:uiPriority="70"/>
+    <w:lsdException w:name="Colorful Shading Accent 6" w:uiPriority="71"/>
+    <w:lsdException w:name="Colorful List Accent 6" w:uiPriority="72"/>
+    <w:lsdException w:name="Colorful Grid Accent 6" w:uiPriority="73"/>
+    <w:lsdException w:name="Subtle Emphasis" w:uiPriority="19" w:qFormat="1"/>
+    <w:lsdException w:name="Intense Emphasis" w:uiPriority="21" w:qFormat="1"/>
+    <w:lsdException w:name="Subtle Reference" w:uiPriority="31" w:qFormat="1"/>
+    <w:lsdException w:name="Intense Reference" w:uiPriority="32" w:qFormat="1"/>
+    <w:lsdException w:name="Book Title" w:uiPriority="33" w:qFormat="1"/>
+    <w:lsdException w:name="Bibliography" w:semiHidden="1" w:uiPriority="37" w:unhideWhenUsed="1"/>
+    <w:lsdException w:name="TOC Heading" w:semiHidden="1" w:uiPriority="39" w:unhideWhenUsed="1" w:qFormat="1"/>
+    <w:lsdException w:name="Plain Table 1" w:uiPriority="41"/>
+    <w:lsdException w:name="Plain Table 2" w:uiPriority="42"/>
+    <w:lsdException w:name="Plain Table 3" w:uiPriority="43"/>
+    <w:lsdException w:name="Plain Table 4" w:uiPriority="44"/>
+    <w:lsdException w:name="Plain Table 5" w:uiPriority="45"/>
+    <w:lsdException w:name="Grid Table Light" w:uiPriority="40"/>
+    <w:lsdException w:name="Grid Table 1 Light" w:uiPriority="46"/>
+    <w:lsdException w:name="Grid Table 2" w:uiPriority="47"/>
+    <w:lsdException w:name="Grid Table 3" w:uiPriority="48"/>
+    <w:lsdException w:name="Grid Table 4" w:uiPriority="49"/>
+    <w:lsdException w:name="Grid Table 5 Dark" w:uiPriority="50"/>
+    <w:lsdException w:name="Grid Table 6 Colorful" w:uiPriority="51"/>
+    <w:lsdException w:name="Grid Table 7 Colorful" w:uiPriority="52"/>
+    <w:lsdException w:name="Grid Table 1 Light Accent 1" w:uiPriority="46"/>
+    <w:lsdException w:name="Grid Table 2 Accent 1" w:uiPriority="47"/>
+    <w:lsdException w:name="Grid Table 3 Accent 1" w:uiPriority="48"/>
+    <w:lsdException w:name="Grid Table 4 Accent 1" w:uiPriority="49"/>
+    <w:lsdException w:name="Grid Table 5 Dark Accent 1" w:uiPriority="50"/>
+    <w:lsdException w:name="Grid Table 6 Colorful Accent 1" w:uiPriority="51"/>
+    <w:lsdException w:name="Grid Table 7 Colorful Accent 1" w:uiPriority="52"/>
+    <w:lsdException w:name="Grid Table 1 Light Accent 2" w:uiPriority="46"/>
+    <w:lsdException w:name="Grid Table 2 Accent 2" w:uiPriority="47"/>
+    <w:lsdException w:name="Grid Table 3 Accent 2" w:uiPriority="48"/>
+    <w:lsdException w:name="Grid Table 4 Accent 2" w:uiPriority="49"/>
+    <w:lsdException w:name="Grid Table 5 Dark Accent 2" w:uiPriority="50"/>
+    <w:lsdException w:name="Grid Table 6 Colorful Accent 2" w:uiPriority="51"/>
+    <w:lsdException w:name="Grid Table 7 Colorful Accent 2" w:uiPriority="52"/>
+    <w:lsdException w:name="Grid Table 1 Light Accent 3" w:uiPriority="46"/>
+    <w:lsdException w:name="Grid Table 2 Accent 3" w:uiPriority="47"/>
+    <w:lsdException w:name="Grid Table 3 Accent 3" w:uiPriority="48"/>
+    <w:lsdException w:name="Grid Table 4 Accent 3" w:uiPriority="49"/>
+    <w:lsdException w:name="Grid Table 5 Dark Accent 3" w:uiPriority="50"/>
+    <w:lsdException w:name="Grid Table 6 Colorful Accent 3" w:uiPriority="51"/>
+    <w:lsdException w:name="Grid Table 7 Colorful Accent 3" w:uiPriority="52"/>
+    <w:lsdException w:name="Grid Table 1 Light Accent 4" w:uiPriority="46"/>
+    <w:lsdException w:name="Grid Table 2 Accent 4" w:uiPriority="47"/>
+    <w:lsdException w:name="Grid Table 3 Accent 4" w:uiPriority="48"/>
+    <w:lsdException w:name="Grid Table 4 Accent 4" w:uiPriority="49"/>
+    <w:lsdException w:name="Grid Table 5 Dark Accent 4" w:uiPriority="50"/>
+    <w:lsdException w:name="Grid Table 6 Colorful Accent 4" w:uiPriority="51"/>
+    <w:lsdException w:name="Grid Table 7 Colorful Accent 4" w:uiPriority="52"/>
+    <w:lsdException w:name="Grid Table 1 Light Accent 5" w:uiPriority="46"/>
+    <w:lsdException w:name="Grid Table 2 Accent 5" w:uiPriority="47"/>
+    <w:lsdException w:name="Grid Table 3 Accent 5" w:uiPriority="48"/>
+    <w:lsdException w:name="Grid Table 4 Accent 5" w:uiPriority="49"/>
+    <w:lsdException w:name="Grid Table 5 Dark Accent 5" w:uiPriority="50"/>
+    <w:lsdException w:name="Grid Table 6 Colorful Accent 5" w:uiPriority="51"/>
+    <w:lsdException w:name="Grid Table 7 Colorful Accent 5" w:uiPriority="52"/>
+    <w:lsdException w:name="Grid Table 1 Light Accent 6" w:uiPriority="46"/>
+    <w:lsdException w:name="Grid Table 2 Accent 6" w:uiPriority="47"/>
+    <w:lsdException w:name="Grid Table 3 Accent 6" w:uiPriority="48"/>
+    <w:lsdException w:name="Grid Table 4 Accent 6" w:uiPriority="49"/>
+    <w:lsdException w:name="Grid Table 5 Dark Accent 6" w:uiPriority="50"/>
+    <w:lsdException w:name="Grid Table 6 Colorful Accent 6" w:uiPriority="51"/>
+    <w:lsdException w:name="Grid Table 7 Colorful Accent 6" w:uiPriority="52"/>
+    <w:lsdException w:name="List Table 1 Light" w:uiPriority="46"/>
+    <w:lsdException w:name="List Table 2" w:uiPriority="47"/>
+    <w:lsdException w:name="List Table 3" w:uiPriority="48"/>
+    <w:lsdException w:name="List Table 4" w:uiPriority="49"/>
+    <w:lsdException w:name="List Table 5 Dark" w:uiPriority="50"/>
+    <w:lsdException w:name="List Table 6 Colorful" w:uiPriority="51"/>
+    <w:lsdException w:name="List Table 7 Colorful" w:uiPriority="52"/>
+    <w:lsdException w:name="List Table 1 Light Accent 1" w:uiPriority="46"/>
+    <w:lsdException w:name="List Table 2 Accent 1" w:uiPriority="47"/>
+    <w:lsdException w:name="List Table 3 Accent 1" w:uiPriority="48"/>
+    <w:lsdException w:name="List Table 4 Accent 1" w:uiPriority="49"/>
+    <w:lsdException w:name="List Table 5 Dark Accent 1" w:uiPriority="50"/>
+    <w:lsdException w:name="List Table 6 Colorful Accent 1" w:uiPriority="51"/>
+    <w:lsdException w:name="List Table 7 Colorful Accent 1" w:uiPriority="52"/>
+    <w:lsdException w:name="List Table 1 Light Accent 2" w:uiPriority="46"/>
+    <w:lsdException w:name="List Table 2 Accent 2" w:uiPriority="47"/>
+    <w:lsdException w:name="List Table 3 Accent 2" w:uiPriority="48"/>
+    <w:lsdException w:name="List Table 4 Accent 2" w:uiPriority="49"/>
+    <w:lsdException w:name="List Table 5 Dark Accent 2" w:uiPriority="50"/>
+    <w:lsdException w:name="List Table 6 Colorful Accent 2" w:uiPriority="51"/>
+    <w:lsdException w:name="List Table 7 Colorful Accent 2" w:uiPriority="52"/>
+    <w:lsdException w:name="List Table 1 Light Accent 3" w:uiPriority="46"/>
+    <w:lsdException w:name="List Table 2 Accent 3" w:uiPriority="47"/>
+    <w:lsdException w:name="List Table 3 Accent 3" w:uiPriority="48"/>
+    <w:lsdException w:name="List Table 4 Accent 3" w:uiPriority="49"/>
+    <w:lsdException w:name="List Table 5 Dark Accent 3" w:uiPriority="50"/>
+    <w:lsdException w:name="List Table 6 Colorful Accent 3" w:uiPriority="51"/>
+    <w:lsdException w:name="List Table 7 Colorful Accent 3" w:uiPriority="52"/>
+    <w:lsdException w:name="List Table 1 Light Accent 4" w:uiPriority="46"/>
+    <w:lsdException w:name="List Table 2 Accent 4" w:uiPriority="47"/>
+    <w:lsdException w:name="List Table 3 Accent 4" w:uiPriority="48"/>
+    <w:lsdException w:name="List Table 4 Accent 4" w:uiPriority="49"/>
+    <w:lsdException w:name="List Table 5 Dark Accent 4" w:uiPriority="50"/>
+    <w:lsdException w:name="List Table 6 Colorful Accent 4" w:uiPriority="51"/>
+    <w:lsdException w:name="List Table 7 Colorful Accent 4" w:uiPriority="52"/>
+    <w:lsdException w:name="List Table 1 Light Accent 5" w:uiPriority="46"/>
+    <w:lsdException w:name="List Table 2 Accent 5" w:uiPriority="47"/>
+    <w:lsdException w:name="List Table 3 Accent 5" w:uiPriority="48"/>
+    <w:lsdException w:name="List Table 4 Accent 5" w:uiPriority="49"/>
+    <w:lsdException w:name="List Table 5 Dark Accent 5" w:uiPriority="50"/>
+    <w:lsdException w:name="List Table 6 Colorful Accent 5" w:uiPriority="51"/>
+    <w:lsdException w:name="List Table 7 Colorful Accent 5" w:uiPriority="52"/>
+    <w:lsdException w:name="List Table 1 Light Accent 6" w:uiPriority="46"/>
+    <w:lsdException w:name="List Table 2 Accent 6" w:uiPriority="47"/>
+    <w:lsdException w:name="List Table 3 Accent 6" w:uiPriority="48"/>
+    <w:lsdException w:name="List Table 4 Accent 6" w:uiPriority="49"/>
+    <w:lsdException w:name="List Table 5 Dark Accent 6" w:uiPriority="50"/>
+    <w:lsdException w:name="List Table 6 Colorful Accent 6" w:uiPriority="51"/>
+    <w:lsdException w:name="List Table 7 Colorful Accent 6" w:uiPriority="52"/>
+    <w:lsdException w:name="Mention" w:semiHidden="1" w:unhideWhenUsed="1"/>
+    <w:lsdException w:name="Smart Hyperlink" w:semiHidden="1" w:unhideWhenUsed="1"/>
+    <w:lsdException w:name="Hashtag" w:semiHidden="1" w:unhideWhenUsed="1"/>
+    <w:lsdException w:name="Unresolved Mention" w:semiHidden="1" w:unhideWhenUsed="1"/>
+    <w:lsdException w:name="Smart Link" w:semiHidden="1" w:unhideWhenUsed="1"/>
   </w:latentStyles>
-  <w:style w:type="paragraph" w:default="1" w:styleId="1">
+  <w:style w:type="paragraph" w:default="1" w:styleId="a">
     <w:name w:val="Normal"/>
     <w:qFormat/>
-    <w:uiPriority w:val="0"/>
     <w:pPr>
       <w:widowControl w:val="0"/>
       <w:spacing w:line="360" w:lineRule="auto"/>
-      <w:ind w:firstLine="200" w:firstLineChars="200"/>
+      <w:ind w:firstLineChars="200" w:firstLine="200"/>
     </w:pPr>
     <w:rPr>
-      <w:rFonts w:ascii="Times New Roman" w:hAnsi="Times New Roman" w:eastAsia="楷体" w:cstheme="minorBidi"/>
+      <w:rFonts w:ascii="Times New Roman" w:eastAsia="楷体" w:hAnsi="Times New Roman" w:cstheme="minorBidi"/>
       <w:kern w:val="2"/>
       <w:sz w:val="28"/>
       <w:szCs w:val="24"/>
-      <w:lang w:val="en-US" w:eastAsia="zh-CN" w:bidi="ar-SA"/>
       <w14:ligatures w14:val="standardContextual"/>
     </w:rPr>
   </w:style>
-  <w:style w:type="paragraph" w:styleId="2">
+  <w:style w:type="paragraph" w:styleId="1">
     <w:name w:val="heading 1"/>
-    <w:basedOn w:val="1"/>
-    <w:next w:val="1"/>
-    <w:link w:val="5"/>
+    <w:basedOn w:val="a"/>
+    <w:next w:val="a"/>
+    <w:link w:val="10"/>
+    <w:uiPriority w:val="9"/>
     <w:qFormat/>
-    <w:uiPriority w:val="9"/>
     <w:pPr>
       <w:keepNext/>
       <w:keepLines/>
-      <w:ind w:firstLine="0" w:firstLineChars="0"/>
+      <w:ind w:firstLineChars="0" w:firstLine="0"/>
       <w:jc w:val="center"/>
       <w:outlineLvl w:val="0"/>
     </w:pPr>
@@ -740,18 +1342,19 @@
       <w:szCs w:val="44"/>
     </w:rPr>
   </w:style>
-  <w:style w:type="character" w:default="1" w:styleId="4">
+  <w:style w:type="character" w:default="1" w:styleId="a0">
     <w:name w:val="Default Paragraph Font"/>
+    <w:uiPriority w:val="1"/>
     <w:semiHidden/>
     <w:unhideWhenUsed/>
-    <w:uiPriority w:val="1"/>
   </w:style>
-  <w:style w:type="table" w:default="1" w:styleId="3">
+  <w:style w:type="table" w:default="1" w:styleId="a1">
     <w:name w:val="Normal Table"/>
+    <w:uiPriority w:val="99"/>
     <w:semiHidden/>
     <w:unhideWhenUsed/>
-    <w:uiPriority w:val="99"/>
     <w:tblPr>
+      <w:tblInd w:w="0" w:type="dxa"/>
       <w:tblCellMar>
         <w:top w:w="0" w:type="dxa"/>
         <w:left w:w="108" w:type="dxa"/>
@@ -760,13 +1363,19 @@
       </w:tblCellMar>
     </w:tblPr>
   </w:style>
-  <w:style w:type="character" w:customStyle="1" w:styleId="5">
+  <w:style w:type="numbering" w:default="1" w:styleId="a2">
+    <w:name w:val="No List"/>
+    <w:uiPriority w:val="99"/>
+    <w:semiHidden/>
+    <w:unhideWhenUsed/>
+  </w:style>
+  <w:style w:type="character" w:customStyle="1" w:styleId="10">
     <w:name w:val="标题 1 字符"/>
-    <w:basedOn w:val="4"/>
-    <w:link w:val="2"/>
+    <w:basedOn w:val="a0"/>
+    <w:link w:val="1"/>
     <w:uiPriority w:val="9"/>
     <w:rPr>
-      <w:rFonts w:ascii="Times New Roman" w:hAnsi="Times New Roman" w:eastAsia="楷体"/>
+      <w:rFonts w:ascii="Times New Roman" w:eastAsia="楷体" w:hAnsi="Times New Roman"/>
       <w:b/>
       <w:bCs/>
       <w:kern w:val="44"/>
@@ -1029,5 +1638,6 @@
     </a:fmtScheme>
   </a:themeElements>
   <a:objectDefaults/>
+  <a:extraClrSchemeLst/>
 </a:theme>
 </file>
--- a/诉讼文书模板/1-民事起诉状-清算责任纠纷模板.docx
+++ b/诉讼文书模板/1-民事起诉状-清算责任纠纷模板.docx
@@ -75,209 +75,8 @@
       <w:r>
         <w:rPr>
           <w:b/>
-          <w:bCs/>
-        </w:rPr>
-        <w:t>被告：</w:t>
-      </w:r>
-      <w:r>
-        <w:rPr>
-          <w:b/>
-          <w:bCs/>
-        </w:rPr>
-        <w:t>{def1_name}</w:t>
-      </w:r>
-      <w:r>
-        <w:rPr>
-          <w:b/>
-          <w:bCs/>
-        </w:rPr>
-        <w:t>，</w:t>
-      </w:r>
-      <w:r>
-        <w:rPr>
-          <w:b/>
-          <w:bCs/>
-        </w:rPr>
-        <w:t>{def1_gender}</w:t>
-      </w:r>
-      <w:r>
-        <w:rPr>
-          <w:b/>
-          <w:bCs/>
-        </w:rPr>
-        <w:t>，</w:t>
-      </w:r>
-      <w:r>
-        <w:rPr>
-          <w:b/>
-          <w:bCs/>
-        </w:rPr>
-        <w:t>{def1_nation}</w:t>
-      </w:r>
-      <w:r>
-        <w:rPr>
-          <w:rFonts w:hint="eastAsia"/>
-          <w:b/>
-          <w:bCs/>
-        </w:rPr>
-        <w:t>族</w:t>
-      </w:r>
-      <w:r>
-        <w:rPr>
-          <w:b/>
-          <w:bCs/>
-        </w:rPr>
-        <w:t>，身份证号码：</w:t>
-      </w:r>
-      <w:r>
-        <w:rPr>
-          <w:b/>
-          <w:bCs/>
-        </w:rPr>
-        <w:t>{def1_id}</w:t>
-      </w:r>
-      <w:r>
-        <w:rPr>
-          <w:b/>
-          <w:bCs/>
-        </w:rPr>
-        <w:t>，住址：</w:t>
-      </w:r>
-      <w:r>
-        <w:rPr>
-          <w:b/>
-          <w:bCs/>
-        </w:rPr>
-        <w:t>{def1_addr}</w:t>
-      </w:r>
-      <w:r>
-        <w:rPr>
-          <w:b/>
-          <w:bCs/>
-        </w:rPr>
-        <w:t>，电话：</w:t>
-      </w:r>
-      <w:r>
-        <w:rPr>
-          <w:b/>
-          <w:bCs/>
-        </w:rPr>
-        <w:t>{def1_tel}</w:t>
-      </w:r>
-      <w:r>
-        <w:rPr>
-          <w:b/>
-          <w:bCs/>
-        </w:rPr>
-        <w:t>。</w:t>
-      </w:r>
-    </w:p>
-    <w:p>
-      <w:pPr>
-        <w:ind w:firstLine="562"/>
-        <w:rPr>
-          <w:b/>
-          <w:bCs/>
-        </w:rPr>
-      </w:pPr>
-      <w:r>
-        <w:rPr>
-          <w:b/>
-          <w:bCs/>
-        </w:rPr>
-        <w:t>被告：</w:t>
-      </w:r>
-      <w:r>
-        <w:rPr>
-          <w:b/>
-          <w:bCs/>
-        </w:rPr>
-        <w:t>{def2_name}</w:t>
-      </w:r>
-      <w:r>
-        <w:rPr>
-          <w:b/>
-          <w:bCs/>
-        </w:rPr>
-        <w:t>，</w:t>
-      </w:r>
-      <w:r>
-        <w:rPr>
-          <w:b/>
-          <w:bCs/>
-        </w:rPr>
-        <w:t>{def2_gender}</w:t>
-      </w:r>
-      <w:r>
-        <w:rPr>
-          <w:b/>
-          <w:bCs/>
-        </w:rPr>
-        <w:t>，</w:t>
-      </w:r>
-      <w:r>
-        <w:rPr>
-          <w:b/>
-          <w:bCs/>
-        </w:rPr>
-        <w:t>{def2_nation}</w:t>
-      </w:r>
-      <w:r>
-        <w:rPr>
-          <w:rFonts w:hint="eastAsia"/>
-          <w:b/>
-          <w:bCs/>
-        </w:rPr>
-        <w:t>族</w:t>
-      </w:r>
-      <w:r>
-        <w:rPr>
-          <w:b/>
-          <w:bCs/>
-        </w:rPr>
-        <w:t>，身份证号码：</w:t>
-      </w:r>
-      <w:r>
-        <w:rPr>
-          <w:b/>
-          <w:bCs/>
-        </w:rPr>
-        <w:t>{def2_id}</w:t>
-      </w:r>
-      <w:r>
-        <w:rPr>
-          <w:b/>
-          <w:bCs/>
-        </w:rPr>
-        <w:t>，住址：</w:t>
-      </w:r>
-      <w:r>
-        <w:rPr>
-          <w:b/>
-          <w:bCs/>
-        </w:rPr>
-        <w:t>{def2_addr}</w:t>
-      </w:r>
-      <w:r>
-        <w:rPr>
-          <w:b/>
-          <w:bCs/>
-        </w:rPr>
-        <w:t>，电话：</w:t>
-      </w:r>
-      <w:r>
-        <w:rPr>
-          <w:b/>
-          <w:bCs/>
-        </w:rPr>
-        <w:t>{def2_tel}</w:t>
-      </w:r>
-      <w:r>
-        <w:rPr>
-          <w:b/>
-          <w:bCs/>
-        </w:rPr>
-        <w:t>。</w:t>
+        </w:rPr>
+        <w:t>{defendants_text}</w:t>
       </w:r>
     </w:p>
     <w:p>
